--- a/public/backend/public/webreports/结果报告-单套商业-无家具家电.docx
+++ b/public/backend/public/webreports/结果报告-单套商业-无家具家电.docx
@@ -46,7 +46,6 @@
           <w:szCs w:val="72"/>
         </w:rPr>
       </w:pPr>
-      <w:proofErr w:type="gramStart"/>
       <w:r>
         <w:rPr>
           <w:rFonts w:ascii="黑体" w:eastAsia="黑体" w:hAnsi="黑体" w:hint="eastAsia"/>
@@ -54,30 +53,29 @@
           <w:sz w:val="72"/>
           <w:szCs w:val="72"/>
         </w:rPr>
-        <w:t>涉执房地产</w:t>
-      </w:r>
-      <w:proofErr w:type="gramEnd"/>
-      <w:r>
+        <w:t>涉执房地产处置</w:t>
+      </w:r>
+    </w:p>
+    <w:p>
+      <w:pPr>
+        <w:ind w:left="300" w:right="300"/>
+        <w:jc w:val="center"/>
         <w:rPr>
           <w:rFonts w:ascii="黑体" w:eastAsia="黑体" w:hAnsi="黑体" w:hint="eastAsia"/>
           <w:b/>
           <w:sz w:val="72"/>
           <w:szCs w:val="72"/>
         </w:rPr>
-        <w:t>处置</w:t>
-      </w:r>
-    </w:p>
-    <w:p>
-      <w:pPr>
-        <w:ind w:left="300" w:right="300"/>
-        <w:jc w:val="center"/>
+      </w:pPr>
+      <w:r>
         <w:rPr>
           <w:rFonts w:ascii="黑体" w:eastAsia="黑体" w:hAnsi="黑体" w:hint="eastAsia"/>
           <w:b/>
           <w:sz w:val="72"/>
           <w:szCs w:val="72"/>
         </w:rPr>
-      </w:pPr>
+        <w:t>司法</w:t>
+      </w:r>
       <w:r>
         <w:rPr>
           <w:rFonts w:ascii="黑体" w:eastAsia="黑体" w:hAnsi="黑体" w:hint="eastAsia"/>
@@ -85,7 +83,7 @@
           <w:sz w:val="72"/>
           <w:szCs w:val="72"/>
         </w:rPr>
-        <w:t>司法</w:t>
+        <w:t>评估</w:t>
       </w:r>
       <w:r>
         <w:rPr>
@@ -94,15 +92,6 @@
           <w:sz w:val="72"/>
           <w:szCs w:val="72"/>
         </w:rPr>
-        <w:t>评估</w:t>
-      </w:r>
-      <w:r>
-        <w:rPr>
-          <w:rFonts w:ascii="黑体" w:eastAsia="黑体" w:hAnsi="黑体" w:hint="eastAsia"/>
-          <w:b/>
-          <w:sz w:val="72"/>
-          <w:szCs w:val="72"/>
-        </w:rPr>
         <w:t>报告</w:t>
       </w:r>
     </w:p>
@@ -148,7 +137,6 @@
         </w:rPr>
         <w:t>{</w:t>
       </w:r>
-      <w:proofErr w:type="spellStart"/>
       <w:r>
         <w:rPr>
           <w:rFonts w:ascii="宋体" w:hAnsi="宋体"/>
@@ -159,7 +147,6 @@
         </w:rPr>
         <w:t>reportID</w:t>
       </w:r>
-      <w:proofErr w:type="spellEnd"/>
       <w:r>
         <w:rPr>
           <w:rFonts w:ascii="宋体" w:hAnsi="宋体" w:hint="eastAsia"/>
@@ -241,31 +228,34 @@
           <w:sz w:val="28"/>
           <w:szCs w:val="28"/>
         </w:rPr>
-        <w:t>{</w:t>
-      </w:r>
-      <w:proofErr w:type="spellStart"/>
-      <w:r>
-        <w:rPr>
-          <w:rFonts w:ascii="宋体" w:hAnsi="宋体"/>
+        <w:t>{housePurpose}</w:t>
+      </w:r>
+      <w:bookmarkEnd w:id="0"/>
+      <w:r>
+        <w:rPr>
+          <w:rFonts w:ascii="宋体" w:hAnsi="宋体" w:hint="eastAsia"/>
           <w:bCs/>
           <w:kern w:val="0"/>
           <w:sz w:val="28"/>
           <w:szCs w:val="28"/>
         </w:rPr>
-        <w:t>housePurpose</w:t>
-      </w:r>
-      <w:proofErr w:type="spellEnd"/>
-      <w:r>
-        <w:rPr>
-          <w:rFonts w:ascii="宋体" w:hAnsi="宋体"/>
+        <w:t>房地产市场价值评估项目</w:t>
+      </w:r>
+    </w:p>
+    <w:p>
+      <w:pPr>
+        <w:widowControl/>
+        <w:spacing w:beforeLines="50" w:before="156" w:afterLines="50" w:after="156" w:line="360" w:lineRule="auto"/>
+        <w:ind w:firstLineChars="147" w:firstLine="412"/>
+        <w:jc w:val="left"/>
+        <w:rPr>
+          <w:rFonts w:ascii="宋体" w:hAnsi="宋体" w:hint="eastAsia"/>
           <w:bCs/>
           <w:kern w:val="0"/>
           <w:sz w:val="28"/>
           <w:szCs w:val="28"/>
         </w:rPr>
-        <w:t>}</w:t>
-      </w:r>
-      <w:bookmarkEnd w:id="0"/>
+      </w:pPr>
       <w:r>
         <w:rPr>
           <w:rFonts w:ascii="宋体" w:hAnsi="宋体" w:hint="eastAsia"/>
@@ -274,15 +264,9 @@
           <w:sz w:val="28"/>
           <w:szCs w:val="28"/>
         </w:rPr>
-        <w:t>房地产市场价值评估项目</w:t>
-      </w:r>
-    </w:p>
-    <w:p>
-      <w:pPr>
-        <w:widowControl/>
-        <w:spacing w:beforeLines="50" w:before="156" w:afterLines="50" w:after="156" w:line="360" w:lineRule="auto"/>
-        <w:ind w:firstLineChars="147" w:firstLine="412"/>
-        <w:jc w:val="left"/>
+        <w:t>估 价 委 托 人：</w:t>
+      </w:r>
+      <w:r>
         <w:rPr>
           <w:rFonts w:ascii="宋体" w:hAnsi="宋体" w:hint="eastAsia"/>
           <w:bCs/>
@@ -290,48 +274,7 @@
           <w:sz w:val="28"/>
           <w:szCs w:val="28"/>
         </w:rPr>
-      </w:pPr>
-      <w:r>
-        <w:rPr>
-          <w:rFonts w:ascii="宋体" w:hAnsi="宋体" w:hint="eastAsia"/>
-          <w:bCs/>
-          <w:kern w:val="0"/>
-          <w:sz w:val="28"/>
-          <w:szCs w:val="28"/>
-        </w:rPr>
-        <w:t>估 价 委 托 人：</w:t>
-      </w:r>
-      <w:r>
-        <w:rPr>
-          <w:rFonts w:ascii="宋体" w:hAnsi="宋体" w:hint="eastAsia"/>
-          <w:bCs/>
-          <w:kern w:val="0"/>
-          <w:sz w:val="28"/>
-          <w:szCs w:val="28"/>
-        </w:rPr>
-        <w:t>{</w:t>
-      </w:r>
-      <w:proofErr w:type="spellStart"/>
-      <w:r>
-        <w:rPr>
-          <w:rFonts w:ascii="宋体" w:hAnsi="宋体" w:hint="eastAsia"/>
-          <w:bCs/>
-          <w:kern w:val="0"/>
-          <w:sz w:val="28"/>
-          <w:szCs w:val="28"/>
-        </w:rPr>
-        <w:t>entrustingParty</w:t>
-      </w:r>
-      <w:proofErr w:type="spellEnd"/>
-      <w:r>
-        <w:rPr>
-          <w:rFonts w:ascii="宋体" w:hAnsi="宋体" w:hint="eastAsia"/>
-          <w:bCs/>
-          <w:kern w:val="0"/>
-          <w:sz w:val="28"/>
-          <w:szCs w:val="28"/>
-        </w:rPr>
-        <w:t>}</w:t>
+        <w:t>{entrustingParty}</w:t>
       </w:r>
     </w:p>
     <w:p>
@@ -406,9 +349,8 @@
           <w:sz w:val="28"/>
           <w:szCs w:val="28"/>
         </w:rPr>
-        <w:t>{</w:t>
-      </w:r>
-      <w:proofErr w:type="spellStart"/>
+        <w:t>{appraiserA_name}</w:t>
+      </w:r>
       <w:r>
         <w:rPr>
           <w:rFonts w:ascii="宋体" w:hAnsi="宋体" w:hint="eastAsia"/>
@@ -417,9 +359,8 @@
           <w:sz w:val="28"/>
           <w:szCs w:val="28"/>
         </w:rPr>
-        <w:t>appraiserA_name</w:t>
-      </w:r>
-      <w:proofErr w:type="spellEnd"/>
+        <w:t xml:space="preserve">    </w:t>
+      </w:r>
       <w:r>
         <w:rPr>
           <w:rFonts w:ascii="宋体" w:hAnsi="宋体" w:hint="eastAsia"/>
@@ -428,49 +369,7 @@
           <w:sz w:val="28"/>
           <w:szCs w:val="28"/>
         </w:rPr>
-        <w:t>}</w:t>
-      </w:r>
-      <w:r>
-        <w:rPr>
-          <w:rFonts w:ascii="宋体" w:hAnsi="宋体" w:hint="eastAsia"/>
-          <w:bCs/>
-          <w:kern w:val="0"/>
-          <w:sz w:val="28"/>
-          <w:szCs w:val="28"/>
-        </w:rPr>
-        <w:t xml:space="preserve">    </w:t>
-      </w:r>
-      <w:r>
-        <w:rPr>
-          <w:rFonts w:ascii="宋体" w:hAnsi="宋体" w:hint="eastAsia"/>
-          <w:bCs/>
-          <w:kern w:val="0"/>
-          <w:sz w:val="28"/>
-          <w:szCs w:val="28"/>
-        </w:rPr>
-        <w:t>{</w:t>
-      </w:r>
-      <w:proofErr w:type="spellStart"/>
-      <w:r>
-        <w:rPr>
-          <w:rFonts w:ascii="宋体" w:hAnsi="宋体" w:hint="eastAsia"/>
-          <w:bCs/>
-          <w:kern w:val="0"/>
-          <w:sz w:val="28"/>
-          <w:szCs w:val="28"/>
-        </w:rPr>
-        <w:t>appraiserA_licenseNo</w:t>
-      </w:r>
-      <w:proofErr w:type="spellEnd"/>
-      <w:r>
-        <w:rPr>
-          <w:rFonts w:ascii="宋体" w:hAnsi="宋体" w:hint="eastAsia"/>
-          <w:bCs/>
-          <w:kern w:val="0"/>
-          <w:sz w:val="28"/>
-          <w:szCs w:val="28"/>
-        </w:rPr>
-        <w:t>}</w:t>
+        <w:t>{appraiserA_licenseNo}</w:t>
       </w:r>
     </w:p>
     <w:p>
@@ -508,29 +407,7 @@
           <w:sz w:val="28"/>
           <w:szCs w:val="28"/>
         </w:rPr>
-        <w:t xml:space="preserve"> {</w:t>
-      </w:r>
-      <w:proofErr w:type="spellStart"/>
-      <w:r>
-        <w:rPr>
-          <w:rFonts w:ascii="宋体" w:hAnsi="宋体" w:hint="eastAsia"/>
-          <w:bCs/>
-          <w:kern w:val="0"/>
-          <w:sz w:val="28"/>
-          <w:szCs w:val="28"/>
-        </w:rPr>
-        <w:t>appraiserB_name</w:t>
-      </w:r>
-      <w:proofErr w:type="spellEnd"/>
-      <w:r>
-        <w:rPr>
-          <w:rFonts w:ascii="宋体" w:hAnsi="宋体" w:hint="eastAsia"/>
-          <w:bCs/>
-          <w:kern w:val="0"/>
-          <w:sz w:val="28"/>
-          <w:szCs w:val="28"/>
-        </w:rPr>
-        <w:t>}</w:t>
+        <w:t xml:space="preserve"> {appraiserB_name}</w:t>
       </w:r>
       <w:r>
         <w:rPr>
@@ -562,29 +439,7 @@
           <w:sz w:val="28"/>
           <w:szCs w:val="28"/>
         </w:rPr>
-        <w:t>{</w:t>
-      </w:r>
-      <w:proofErr w:type="spellStart"/>
-      <w:r>
-        <w:rPr>
-          <w:rFonts w:ascii="宋体" w:hAnsi="宋体" w:hint="eastAsia"/>
-          <w:bCs/>
-          <w:kern w:val="0"/>
-          <w:sz w:val="28"/>
-          <w:szCs w:val="28"/>
-        </w:rPr>
-        <w:t>appraiserB_licenseNo</w:t>
-      </w:r>
-      <w:proofErr w:type="spellEnd"/>
-      <w:r>
-        <w:rPr>
-          <w:rFonts w:ascii="宋体" w:hAnsi="宋体" w:hint="eastAsia"/>
-          <w:bCs/>
-          <w:kern w:val="0"/>
-          <w:sz w:val="28"/>
-          <w:szCs w:val="28"/>
-        </w:rPr>
-        <w:t>}</w:t>
+        <w:t>{appraiserB_licenseNo}</w:t>
       </w:r>
     </w:p>
     <w:p>
@@ -628,31 +483,7 @@
           <w:sz w:val="28"/>
           <w:szCs w:val="28"/>
         </w:rPr>
-        <w:t>{</w:t>
-      </w:r>
-      <w:proofErr w:type="spellStart"/>
-      <w:r>
-        <w:rPr>
-          <w:rFonts w:ascii="宋体" w:hAnsi="宋体" w:hint="eastAsia"/>
-          <w:bCs/>
-          <w:kern w:val="0"/>
-          <w:position w:val="6"/>
-          <w:sz w:val="28"/>
-          <w:szCs w:val="28"/>
-        </w:rPr>
-        <w:t>reportDate</w:t>
-      </w:r>
-      <w:proofErr w:type="spellEnd"/>
-      <w:r>
-        <w:rPr>
-          <w:rFonts w:ascii="宋体" w:hAnsi="宋体" w:hint="eastAsia"/>
-          <w:bCs/>
-          <w:kern w:val="0"/>
-          <w:position w:val="6"/>
-          <w:sz w:val="28"/>
-          <w:szCs w:val="28"/>
-        </w:rPr>
-        <w:t>}</w:t>
+        <w:t>{reportDate}</w:t>
       </w:r>
     </w:p>
     <w:p>
@@ -700,25 +531,7 @@
           <w:sz w:val="24"/>
           <w:szCs w:val="24"/>
         </w:rPr>
-        <w:t>{</w:t>
-      </w:r>
-      <w:proofErr w:type="spellStart"/>
-      <w:r>
-        <w:rPr>
-          <w:rFonts w:ascii="宋体" w:hAnsi="宋体" w:hint="eastAsia"/>
-          <w:sz w:val="24"/>
-          <w:szCs w:val="24"/>
-        </w:rPr>
-        <w:t>entrustingParty</w:t>
-      </w:r>
-      <w:proofErr w:type="spellEnd"/>
-      <w:r>
-        <w:rPr>
-          <w:rFonts w:ascii="宋体" w:hAnsi="宋体" w:hint="eastAsia"/>
-          <w:sz w:val="24"/>
-          <w:szCs w:val="24"/>
-        </w:rPr>
-        <w:t>}</w:t>
+        <w:t>{entrustingParty}</w:t>
       </w:r>
       <w:r>
         <w:rPr>
@@ -755,25 +568,7 @@
           <w:sz w:val="24"/>
           <w:szCs w:val="24"/>
         </w:rPr>
-        <w:t>{</w:t>
-      </w:r>
-      <w:proofErr w:type="spellStart"/>
-      <w:r>
-        <w:rPr>
-          <w:rFonts w:ascii="宋体" w:hAnsi="宋体" w:hint="eastAsia"/>
-          <w:sz w:val="24"/>
-          <w:szCs w:val="24"/>
-        </w:rPr>
-        <w:t>rightsHolder</w:t>
-      </w:r>
-      <w:proofErr w:type="spellEnd"/>
-      <w:r>
-        <w:rPr>
-          <w:rFonts w:ascii="宋体" w:hAnsi="宋体" w:hint="eastAsia"/>
-          <w:sz w:val="24"/>
-          <w:szCs w:val="24"/>
-        </w:rPr>
-        <w:t>}</w:t>
+        <w:t>{rightsHolder}</w:t>
       </w:r>
       <w:r>
         <w:rPr>
@@ -805,25 +600,7 @@
           <w:sz w:val="24"/>
           <w:szCs w:val="24"/>
         </w:rPr>
-        <w:t>{</w:t>
-      </w:r>
-      <w:proofErr w:type="spellStart"/>
-      <w:r>
-        <w:rPr>
-          <w:rFonts w:ascii="宋体" w:hAnsi="宋体" w:hint="eastAsia"/>
-          <w:sz w:val="24"/>
-          <w:szCs w:val="24"/>
-        </w:rPr>
-        <w:t>buildingArea</w:t>
-      </w:r>
-      <w:proofErr w:type="spellEnd"/>
-      <w:r>
-        <w:rPr>
-          <w:rFonts w:ascii="宋体" w:hAnsi="宋体" w:hint="eastAsia"/>
-          <w:sz w:val="24"/>
-          <w:szCs w:val="24"/>
-        </w:rPr>
-        <w:t>}</w:t>
+        <w:t>{buildingArea}</w:t>
       </w:r>
       <w:r>
         <w:rPr>
@@ -839,25 +616,7 @@
           <w:sz w:val="24"/>
           <w:szCs w:val="24"/>
         </w:rPr>
-        <w:t>{</w:t>
-      </w:r>
-      <w:proofErr w:type="spellStart"/>
-      <w:r>
-        <w:rPr>
-          <w:rFonts w:ascii="宋体" w:hAnsi="宋体" w:hint="eastAsia"/>
-          <w:sz w:val="24"/>
-          <w:szCs w:val="24"/>
-        </w:rPr>
-        <w:t>correctedInteriorArea</w:t>
-      </w:r>
-      <w:proofErr w:type="spellEnd"/>
-      <w:r>
-        <w:rPr>
-          <w:rFonts w:ascii="宋体" w:hAnsi="宋体" w:hint="eastAsia"/>
-          <w:sz w:val="24"/>
-          <w:szCs w:val="24"/>
-        </w:rPr>
-        <w:t>}</w:t>
+        <w:t>{correctedInteriorArea}</w:t>
       </w:r>
       <w:r>
         <w:rPr>
@@ -897,101 +656,47 @@
           <w:sz w:val="24"/>
           <w:szCs w:val="24"/>
         </w:rPr>
-        <w:t>{</w:t>
-      </w:r>
-      <w:proofErr w:type="spellStart"/>
+        <w:t>{yearBuilt}</w:t>
+      </w:r>
+      <w:r>
+        <w:rPr>
+          <w:rFonts w:ascii="宋体" w:hAnsi="宋体" w:hint="eastAsia"/>
+          <w:sz w:val="24"/>
+          <w:szCs w:val="24"/>
+        </w:rPr>
+        <w:t>年</w:t>
+      </w:r>
+      <w:r>
+        <w:rPr>
+          <w:rFonts w:ascii="宋体" w:hAnsi="宋体" w:hint="eastAsia"/>
+          <w:sz w:val="24"/>
+          <w:szCs w:val="24"/>
+        </w:rPr>
+        <w:t>，土地性质：</w:t>
+      </w:r>
+      <w:r>
+        <w:rPr>
+          <w:rFonts w:ascii="宋体" w:hAnsi="宋体" w:hint="eastAsia"/>
+          <w:sz w:val="24"/>
+          <w:szCs w:val="24"/>
+        </w:rPr>
+        <w:t>{rightsNature}</w:t>
+      </w:r>
+      <w:r>
+        <w:rPr>
+          <w:rFonts w:ascii="宋体" w:hAnsi="宋体" w:hint="eastAsia"/>
+          <w:sz w:val="24"/>
+          <w:szCs w:val="24"/>
+        </w:rPr>
+        <w:t>)的</w:t>
+      </w:r>
       <w:r>
         <w:rPr>
           <w:rFonts w:ascii="宋体" w:hAnsi="宋体"/>
           <w:sz w:val="24"/>
           <w:szCs w:val="24"/>
         </w:rPr>
-        <w:t>yearBuilt</w:t>
-      </w:r>
-      <w:proofErr w:type="spellEnd"/>
-      <w:r>
-        <w:rPr>
-          <w:rFonts w:ascii="宋体" w:hAnsi="宋体"/>
-          <w:sz w:val="24"/>
-          <w:szCs w:val="24"/>
-        </w:rPr>
-        <w:t>}</w:t>
-      </w:r>
-      <w:r>
-        <w:rPr>
-          <w:rFonts w:ascii="宋体" w:hAnsi="宋体" w:hint="eastAsia"/>
-          <w:sz w:val="24"/>
-          <w:szCs w:val="24"/>
-        </w:rPr>
-        <w:t>年</w:t>
-      </w:r>
-      <w:r>
-        <w:rPr>
-          <w:rFonts w:ascii="宋体" w:hAnsi="宋体" w:hint="eastAsia"/>
-          <w:sz w:val="24"/>
-          <w:szCs w:val="24"/>
-        </w:rPr>
-        <w:t>，土地性质：</w:t>
-      </w:r>
-      <w:r>
-        <w:rPr>
-          <w:rFonts w:ascii="宋体" w:hAnsi="宋体" w:hint="eastAsia"/>
-          <w:sz w:val="24"/>
-          <w:szCs w:val="24"/>
-        </w:rPr>
-        <w:t>{</w:t>
-      </w:r>
-      <w:proofErr w:type="spellStart"/>
-      <w:r>
-        <w:rPr>
-          <w:rFonts w:ascii="宋体" w:hAnsi="宋体" w:hint="eastAsia"/>
-          <w:sz w:val="24"/>
-          <w:szCs w:val="24"/>
-        </w:rPr>
-        <w:t>rightsNature</w:t>
-      </w:r>
-      <w:proofErr w:type="spellEnd"/>
-      <w:r>
-        <w:rPr>
-          <w:rFonts w:ascii="宋体" w:hAnsi="宋体" w:hint="eastAsia"/>
-          <w:sz w:val="24"/>
-          <w:szCs w:val="24"/>
-        </w:rPr>
-        <w:t>}</w:t>
-      </w:r>
-      <w:r>
-        <w:rPr>
-          <w:rFonts w:ascii="宋体" w:hAnsi="宋体" w:hint="eastAsia"/>
-          <w:sz w:val="24"/>
-          <w:szCs w:val="24"/>
-        </w:rPr>
-        <w:t>)的</w:t>
-      </w:r>
-      <w:r>
-        <w:rPr>
-          <w:rFonts w:ascii="宋体" w:hAnsi="宋体"/>
-          <w:sz w:val="24"/>
-          <w:szCs w:val="24"/>
-        </w:rPr>
-        <w:t>{</w:t>
-      </w:r>
-      <w:proofErr w:type="spellStart"/>
-      <w:r>
-        <w:rPr>
-          <w:rFonts w:ascii="宋体" w:hAnsi="宋体"/>
-          <w:sz w:val="24"/>
-          <w:szCs w:val="24"/>
-        </w:rPr>
-        <w:t>housePurpose</w:t>
-      </w:r>
-      <w:proofErr w:type="spellEnd"/>
-      <w:r>
-        <w:rPr>
-          <w:rFonts w:ascii="宋体" w:hAnsi="宋体"/>
-          <w:sz w:val="24"/>
-          <w:szCs w:val="24"/>
-        </w:rPr>
-        <w:t>}</w:t>
+        <w:t>{housePurpose}</w:t>
       </w:r>
       <w:r>
         <w:rPr>
@@ -1044,25 +749,7 @@
           <w:sz w:val="24"/>
           <w:szCs w:val="24"/>
         </w:rPr>
-        <w:t>{</w:t>
-      </w:r>
-      <w:proofErr w:type="spellStart"/>
-      <w:r>
-        <w:rPr>
-          <w:rFonts w:ascii="宋体" w:hAnsi="宋体" w:hint="eastAsia"/>
-          <w:sz w:val="24"/>
-          <w:szCs w:val="24"/>
-        </w:rPr>
-        <w:t>entrustingParty</w:t>
-      </w:r>
-      <w:proofErr w:type="spellEnd"/>
-      <w:r>
-        <w:rPr>
-          <w:rFonts w:ascii="宋体" w:hAnsi="宋体" w:hint="eastAsia"/>
-          <w:sz w:val="24"/>
-          <w:szCs w:val="24"/>
-        </w:rPr>
-        <w:t>}</w:t>
+        <w:t>{entrustingParty}</w:t>
       </w:r>
       <w:r>
         <w:rPr>
@@ -1078,25 +765,7 @@
           <w:sz w:val="24"/>
           <w:szCs w:val="24"/>
         </w:rPr>
-        <w:t>{</w:t>
-      </w:r>
-      <w:proofErr w:type="spellStart"/>
-      <w:r>
-        <w:rPr>
-          <w:rFonts w:ascii="宋体" w:hAnsi="宋体" w:hint="eastAsia"/>
-          <w:sz w:val="24"/>
-          <w:szCs w:val="24"/>
-        </w:rPr>
-        <w:t>valueDate</w:t>
-      </w:r>
-      <w:proofErr w:type="spellEnd"/>
-      <w:r>
-        <w:rPr>
-          <w:rFonts w:ascii="宋体" w:hAnsi="宋体" w:hint="eastAsia"/>
-          <w:sz w:val="24"/>
-          <w:szCs w:val="24"/>
-        </w:rPr>
-        <w:t>}</w:t>
+        <w:t>{valueDate}</w:t>
       </w:r>
       <w:r>
         <w:rPr>
@@ -1133,25 +802,7 @@
           <w:sz w:val="24"/>
           <w:szCs w:val="24"/>
         </w:rPr>
-        <w:t>{</w:t>
-      </w:r>
-      <w:proofErr w:type="spellStart"/>
-      <w:r>
-        <w:rPr>
-          <w:rFonts w:ascii="宋体" w:hAnsi="宋体"/>
-          <w:sz w:val="24"/>
-          <w:szCs w:val="24"/>
-        </w:rPr>
-        <w:t>valuationMethod</w:t>
-      </w:r>
-      <w:proofErr w:type="spellEnd"/>
-      <w:r>
-        <w:rPr>
-          <w:rFonts w:ascii="宋体" w:hAnsi="宋体"/>
-          <w:sz w:val="24"/>
-          <w:szCs w:val="24"/>
-        </w:rPr>
-        <w:t>}</w:t>
+        <w:t>{valuationMethod}</w:t>
       </w:r>
       <w:r>
         <w:rPr>
@@ -1167,25 +818,7 @@
           <w:sz w:val="24"/>
           <w:szCs w:val="24"/>
         </w:rPr>
-        <w:t>{</w:t>
-      </w:r>
-      <w:proofErr w:type="spellStart"/>
-      <w:r>
-        <w:rPr>
-          <w:rFonts w:ascii="宋体" w:hAnsi="宋体" w:hint="eastAsia"/>
-          <w:sz w:val="24"/>
-          <w:szCs w:val="24"/>
-        </w:rPr>
-        <w:t>valueDate</w:t>
-      </w:r>
-      <w:proofErr w:type="spellEnd"/>
-      <w:r>
-        <w:rPr>
-          <w:rFonts w:ascii="宋体" w:hAnsi="宋体" w:hint="eastAsia"/>
-          <w:sz w:val="24"/>
-          <w:szCs w:val="24"/>
-        </w:rPr>
-        <w:t>}</w:t>
+        <w:t>{valueDate}</w:t>
       </w:r>
       <w:r>
         <w:rPr>
@@ -1343,25 +976,7 @@
                 <w:kern w:val="0"/>
                 <w:sz w:val="20"/>
               </w:rPr>
-              <w:t>{</w:t>
-            </w:r>
-            <w:proofErr w:type="spellStart"/>
-            <w:r>
-              <w:rPr>
-                <w:rFonts w:ascii="宋体" w:hAnsi="宋体" w:cs="宋体"/>
-                <w:kern w:val="0"/>
-                <w:sz w:val="20"/>
-              </w:rPr>
-              <w:t>valuationMethod</w:t>
-            </w:r>
-            <w:proofErr w:type="spellEnd"/>
-            <w:r>
-              <w:rPr>
-                <w:rFonts w:ascii="宋体" w:hAnsi="宋体" w:cs="宋体"/>
-                <w:kern w:val="0"/>
-                <w:sz w:val="20"/>
-              </w:rPr>
-              <w:t>}</w:t>
+              <w:t>{valuationMethod}</w:t>
             </w:r>
             <w:r>
               <w:rPr>
@@ -1452,25 +1067,7 @@
                 <w:kern w:val="0"/>
                 <w:sz w:val="20"/>
               </w:rPr>
-              <w:t>{</w:t>
-            </w:r>
-            <w:proofErr w:type="spellStart"/>
-            <w:r>
-              <w:rPr>
-                <w:rFonts w:ascii="宋体" w:hAnsi="宋体" w:cs="宋体" w:hint="eastAsia"/>
-                <w:kern w:val="0"/>
-                <w:sz w:val="20"/>
-              </w:rPr>
-              <w:t>totalValuationPrice</w:t>
-            </w:r>
-            <w:proofErr w:type="spellEnd"/>
-            <w:r>
-              <w:rPr>
-                <w:rFonts w:ascii="宋体" w:hAnsi="宋体" w:cs="宋体" w:hint="eastAsia"/>
-                <w:kern w:val="0"/>
-                <w:sz w:val="20"/>
-              </w:rPr>
-              <w:t>}</w:t>
+              <w:t>{totalValuationPrice}</w:t>
             </w:r>
           </w:p>
         </w:tc>
@@ -1553,7 +1150,6 @@
               </w:rPr>
               <w:t>{</w:t>
             </w:r>
-            <w:proofErr w:type="spellStart"/>
             <w:r>
               <w:rPr>
                 <w:rFonts w:ascii="宋体" w:hAnsi="宋体" w:cs="宋体"/>
@@ -1562,7 +1158,6 @@
               </w:rPr>
               <w:t>valuationPrice</w:t>
             </w:r>
-            <w:proofErr w:type="spellEnd"/>
             <w:r>
               <w:rPr>
                 <w:rFonts w:ascii="宋体" w:hAnsi="宋体" w:cs="宋体"/>
@@ -1604,9 +1199,8 @@
           <w:sz w:val="24"/>
           <w:szCs w:val="24"/>
         </w:rPr>
-        <w:t>{</w:t>
-      </w:r>
-      <w:proofErr w:type="spellStart"/>
+        <w:t>{totalValuationPrice}</w:t>
+      </w:r>
       <w:r>
         <w:rPr>
           <w:rFonts w:ascii="宋体" w:hAnsi="宋体" w:hint="eastAsia"/>
@@ -1614,9 +1208,8 @@
           <w:sz w:val="24"/>
           <w:szCs w:val="24"/>
         </w:rPr>
-        <w:t>totalValuationPrice</w:t>
-      </w:r>
-      <w:proofErr w:type="spellEnd"/>
+        <w:t>万元，大写：</w:t>
+      </w:r>
       <w:r>
         <w:rPr>
           <w:rFonts w:ascii="宋体" w:hAnsi="宋体" w:hint="eastAsia"/>
@@ -1624,7 +1217,7 @@
           <w:sz w:val="24"/>
           <w:szCs w:val="24"/>
         </w:rPr>
-        <w:t>}</w:t>
+        <w:t>人民币</w:t>
       </w:r>
       <w:r>
         <w:rPr>
@@ -1633,45 +1226,7 @@
           <w:sz w:val="24"/>
           <w:szCs w:val="24"/>
         </w:rPr>
-        <w:t>万元，大写：</w:t>
-      </w:r>
-      <w:r>
-        <w:rPr>
-          <w:rFonts w:ascii="宋体" w:hAnsi="宋体" w:hint="eastAsia"/>
-          <w:b/>
-          <w:sz w:val="24"/>
-          <w:szCs w:val="24"/>
-        </w:rPr>
-        <w:t>人民币</w:t>
-      </w:r>
-      <w:r>
-        <w:rPr>
-          <w:rFonts w:ascii="宋体" w:hAnsi="宋体" w:hint="eastAsia"/>
-          <w:b/>
-          <w:sz w:val="24"/>
-          <w:szCs w:val="24"/>
-        </w:rPr>
-        <w:t>{</w:t>
-      </w:r>
-      <w:proofErr w:type="spellStart"/>
-      <w:r>
-        <w:rPr>
-          <w:rFonts w:ascii="宋体" w:hAnsi="宋体" w:hint="eastAsia"/>
-          <w:b/>
-          <w:sz w:val="24"/>
-          <w:szCs w:val="24"/>
-        </w:rPr>
-        <w:t>totalValuationPriceChinese</w:t>
-      </w:r>
-      <w:proofErr w:type="spellEnd"/>
-      <w:r>
-        <w:rPr>
-          <w:rFonts w:ascii="宋体" w:hAnsi="宋体" w:hint="eastAsia"/>
-          <w:b/>
-          <w:sz w:val="24"/>
-          <w:szCs w:val="24"/>
-        </w:rPr>
-        <w:t>}</w:t>
+        <w:t>{totalValuationPriceChinese}</w:t>
       </w:r>
       <w:r>
         <w:rPr>
@@ -1738,7 +1293,6 @@
         </w:rPr>
         <w:t>{</w:t>
       </w:r>
-      <w:proofErr w:type="spellStart"/>
       <w:r>
         <w:rPr>
           <w:rFonts w:ascii="宋体" w:hAnsi="宋体"/>
@@ -1747,7 +1301,6 @@
         </w:rPr>
         <w:t>reportStartDateLowercase</w:t>
       </w:r>
-      <w:proofErr w:type="spellEnd"/>
       <w:r>
         <w:rPr>
           <w:rFonts w:ascii="宋体" w:hAnsi="宋体" w:hint="eastAsia"/>
@@ -1770,25 +1323,7 @@
           <w:sz w:val="24"/>
           <w:szCs w:val="24"/>
         </w:rPr>
-        <w:t>{</w:t>
-      </w:r>
-      <w:proofErr w:type="spellStart"/>
-      <w:r>
-        <w:rPr>
-          <w:rFonts w:ascii="宋体" w:hAnsi="宋体" w:hint="eastAsia"/>
-          <w:sz w:val="24"/>
-          <w:szCs w:val="24"/>
-        </w:rPr>
-        <w:t>reportExpiryDate</w:t>
-      </w:r>
-      <w:proofErr w:type="spellEnd"/>
-      <w:r>
-        <w:rPr>
-          <w:rFonts w:ascii="宋体" w:hAnsi="宋体" w:hint="eastAsia"/>
-          <w:sz w:val="24"/>
-          <w:szCs w:val="24"/>
-        </w:rPr>
-        <w:t>}</w:t>
+        <w:t>{reportExpiryDate}</w:t>
       </w:r>
       <w:r>
         <w:rPr>
@@ -1823,7 +1358,6 @@
         </w:rPr>
         <w:t>{</w:t>
       </w:r>
-      <w:proofErr w:type="spellStart"/>
       <w:r>
         <w:rPr>
           <w:rFonts w:ascii="宋体" w:hAnsi="宋体"/>
@@ -1832,7 +1366,6 @@
         </w:rPr>
         <w:t>combinedEquityStatus</w:t>
       </w:r>
-      <w:proofErr w:type="spellEnd"/>
       <w:r>
         <w:rPr>
           <w:rFonts w:ascii="宋体" w:hAnsi="宋体" w:hint="eastAsia"/>
@@ -1886,11 +1419,19 @@
       </w:pPr>
       <w:r>
         <w:rPr>
-          <w:rFonts w:ascii="宋体" w:hAnsi="宋体" w:hint="eastAsia"/>
-          <w:sz w:val="24"/>
-          <w:szCs w:val="24"/>
-        </w:rPr>
-        <w:t>本次评估包含的装修价值为估价人员按价值时点估价对象现状价值，若价值时点后装修状态发生变化，我公司不承担任何责任；</w:t>
+          <w:rFonts w:ascii="宋体" w:hAnsi="宋体"/>
+          <w:sz w:val="24"/>
+          <w:szCs w:val="24"/>
+        </w:rPr>
+        <w:t>本次评估结果包含的装修价值为估价人员按估价对象在价值时点装修现状进行评估，若价值时点后装修状态发生变化，我公司不承担任何责任</w:t>
+      </w:r>
+      <w:r>
+        <w:rPr>
+          <w:rFonts w:ascii="宋体" w:hAnsi="宋体" w:hint="eastAsia"/>
+          <w:sz w:val="24"/>
+          <w:szCs w:val="24"/>
+        </w:rPr>
+        <w:t>；</w:t>
       </w:r>
     </w:p>
     <w:p>
@@ -2068,25 +1609,7 @@
           <w:sz w:val="24"/>
           <w:szCs w:val="24"/>
         </w:rPr>
-        <w:t>{</w:t>
-      </w:r>
-      <w:proofErr w:type="spellStart"/>
-      <w:r>
-        <w:rPr>
-          <w:rFonts w:ascii="宋体" w:hAnsi="宋体" w:hint="eastAsia"/>
-          <w:sz w:val="24"/>
-          <w:szCs w:val="24"/>
-        </w:rPr>
-        <w:t>reportDate</w:t>
-      </w:r>
-      <w:proofErr w:type="spellEnd"/>
-      <w:r>
-        <w:rPr>
-          <w:rFonts w:ascii="宋体" w:hAnsi="宋体" w:hint="eastAsia"/>
-          <w:sz w:val="24"/>
-          <w:szCs w:val="24"/>
-        </w:rPr>
-        <w:t>}</w:t>
+        <w:t>{reportDate}</w:t>
       </w:r>
     </w:p>
     <w:p>
@@ -5134,25 +4657,7 @@
           <w:sz w:val="24"/>
           <w:szCs w:val="24"/>
         </w:rPr>
-        <w:t>{</w:t>
-      </w:r>
-      <w:proofErr w:type="spellStart"/>
-      <w:r>
-        <w:rPr>
-          <w:rFonts w:ascii="宋体" w:hAnsi="宋体" w:hint="eastAsia"/>
-          <w:sz w:val="24"/>
-          <w:szCs w:val="24"/>
-        </w:rPr>
-        <w:t>entrustingParty</w:t>
-      </w:r>
-      <w:proofErr w:type="spellEnd"/>
-      <w:r>
-        <w:rPr>
-          <w:rFonts w:ascii="宋体" w:hAnsi="宋体" w:hint="eastAsia"/>
-          <w:sz w:val="24"/>
-          <w:szCs w:val="24"/>
-        </w:rPr>
-        <w:t>}</w:t>
+        <w:t>{entrustingParty}</w:t>
       </w:r>
       <w:r>
         <w:rPr>
@@ -5257,25 +4762,7 @@
           <w:szCs w:val="24"/>
         </w:rPr>
         <w:lastRenderedPageBreak/>
-        <w:t>符合国家有关安全使用标准。同时由于估价师的专业范围限制，我们</w:t>
-      </w:r>
-      <w:proofErr w:type="gramStart"/>
-      <w:r>
-        <w:rPr>
-          <w:rFonts w:ascii="宋体" w:hAnsi="宋体" w:hint="eastAsia"/>
-          <w:sz w:val="24"/>
-          <w:szCs w:val="24"/>
-        </w:rPr>
-        <w:t>未对委估房地产</w:t>
-      </w:r>
-      <w:proofErr w:type="gramEnd"/>
-      <w:r>
-        <w:rPr>
-          <w:rFonts w:ascii="宋体" w:hAnsi="宋体" w:hint="eastAsia"/>
-          <w:sz w:val="24"/>
-          <w:szCs w:val="24"/>
-        </w:rPr>
-        <w:t>所在地块的水文及地质状况进行研究，我们假设其水文和地质状况为该地区的一般状况，并假设其不存在任何可能影响房地产价格的有害物质。</w:t>
+        <w:t>符合国家有关安全使用标准。同时由于估价师的专业范围限制，我们未对委估房地产所在地块的水文及地质状况进行研究，我们假设其水文和地质状况为该地区的一般状况，并假设其不存在任何可能影响房地产价格的有害物质。</w:t>
       </w:r>
     </w:p>
     <w:p>
@@ -5366,7 +4853,6 @@
         </w:rPr>
         <w:t>{</w:t>
       </w:r>
-      <w:proofErr w:type="spellStart"/>
       <w:r>
         <w:rPr>
           <w:rFonts w:ascii="宋体" w:hAnsi="宋体"/>
@@ -5375,7 +4861,6 @@
         </w:rPr>
         <w:t>combinedEquityStatus</w:t>
       </w:r>
-      <w:proofErr w:type="spellEnd"/>
       <w:r>
         <w:rPr>
           <w:rFonts w:ascii="宋体" w:hAnsi="宋体" w:hint="eastAsia"/>
@@ -5653,27 +5138,7 @@
           <w:sz w:val="24"/>
           <w:szCs w:val="24"/>
         </w:rPr>
-        <w:t>（六）当事人、利害关系人收到估价报告后五日内可对估价报告的参照标准、计算方法或者评估结果等向人民法院提出书面异议；当事人、利害关系人对评估机构</w:t>
-      </w:r>
-      <w:proofErr w:type="gramStart"/>
-      <w:r>
-        <w:rPr>
-          <w:rFonts w:ascii="宋体" w:hAnsi="宋体" w:hint="eastAsia"/>
-          <w:color w:val="000000"/>
-          <w:sz w:val="24"/>
-          <w:szCs w:val="24"/>
-        </w:rPr>
-        <w:t>作出</w:t>
-      </w:r>
-      <w:proofErr w:type="gramEnd"/>
-      <w:r>
-        <w:rPr>
-          <w:rFonts w:ascii="宋体" w:hAnsi="宋体" w:hint="eastAsia"/>
-          <w:color w:val="000000"/>
-          <w:sz w:val="24"/>
-          <w:szCs w:val="24"/>
-        </w:rPr>
-        <w:t>的说明仍有异议的，可以提请人民法院委托评估行业组织进行专业技术评审。</w:t>
+        <w:t>（六）当事人、利害关系人收到估价报告后五日内可对估价报告的参照标准、计算方法或者评估结果等向人民法院提出书面异议；当事人、利害关系人对评估机构作出的说明仍有异议的，可以提请人民法院委托评估行业组织进行专业技术评审。</w:t>
       </w:r>
     </w:p>
     <w:p>
@@ -5803,25 +5268,7 @@
           <w:sz w:val="24"/>
           <w:szCs w:val="24"/>
         </w:rPr>
-        <w:t>本次评估包含的装修价值为估价人员按价值时点估价对象现状价值，</w:t>
-      </w:r>
-      <w:proofErr w:type="gramStart"/>
-      <w:r>
-        <w:rPr>
-          <w:rFonts w:ascii="宋体" w:hAnsi="宋体" w:hint="eastAsia"/>
-          <w:sz w:val="24"/>
-          <w:szCs w:val="24"/>
-        </w:rPr>
-        <w:t>若价值</w:t>
-      </w:r>
-      <w:proofErr w:type="gramEnd"/>
-      <w:r>
-        <w:rPr>
-          <w:rFonts w:ascii="宋体" w:hAnsi="宋体" w:hint="eastAsia"/>
-          <w:sz w:val="24"/>
-          <w:szCs w:val="24"/>
-        </w:rPr>
-        <w:t>时点后装修状态发生变化，我公司不承担任何责任。</w:t>
+        <w:t>本次评估包含的装修价值为估价人员按价值时点估价对象现状价值，若价值时点后装修状态发生变化，我公司不承担任何责任。</w:t>
       </w:r>
     </w:p>
     <w:p>
@@ -6999,25 +6446,7 @@
           <w:sz w:val="24"/>
           <w:szCs w:val="24"/>
         </w:rPr>
-        <w:t>{</w:t>
-      </w:r>
-      <w:proofErr w:type="spellStart"/>
-      <w:r>
-        <w:rPr>
-          <w:rFonts w:ascii="宋体" w:hAnsi="宋体" w:hint="eastAsia"/>
-          <w:sz w:val="24"/>
-          <w:szCs w:val="24"/>
-        </w:rPr>
-        <w:t>entrustingParty</w:t>
-      </w:r>
-      <w:proofErr w:type="spellEnd"/>
-      <w:r>
-        <w:rPr>
-          <w:rFonts w:ascii="宋体" w:hAnsi="宋体" w:hint="eastAsia"/>
-          <w:sz w:val="24"/>
-          <w:szCs w:val="24"/>
-        </w:rPr>
-        <w:t>}</w:t>
+        <w:t>{entrustingParty}</w:t>
       </w:r>
     </w:p>
     <w:p>
@@ -7172,25 +6601,7 @@
           <w:sz w:val="24"/>
           <w:szCs w:val="24"/>
         </w:rPr>
-        <w:t>证书编号：</w:t>
-      </w:r>
-      <w:proofErr w:type="gramStart"/>
-      <w:r>
-        <w:rPr>
-          <w:rFonts w:ascii="宋体" w:hAnsi="宋体" w:hint="eastAsia"/>
-          <w:sz w:val="24"/>
-          <w:szCs w:val="24"/>
-        </w:rPr>
-        <w:t>渝房评备</w:t>
-      </w:r>
-      <w:proofErr w:type="gramEnd"/>
-      <w:r>
-        <w:rPr>
-          <w:rFonts w:ascii="宋体" w:hAnsi="宋体" w:hint="eastAsia"/>
-          <w:sz w:val="24"/>
-          <w:szCs w:val="24"/>
-        </w:rPr>
-        <w:t>字（20</w:t>
+        <w:t>证书编号：渝房评备字（20</w:t>
       </w:r>
       <w:r>
         <w:rPr>
@@ -7554,25 +6965,7 @@
           <w:sz w:val="24"/>
           <w:szCs w:val="24"/>
         </w:rPr>
-        <w:t>确定财产处置参考</w:t>
-      </w:r>
-      <w:proofErr w:type="gramStart"/>
-      <w:r>
-        <w:rPr>
-          <w:rFonts w:ascii="宋体" w:hAnsi="宋体" w:hint="eastAsia"/>
-          <w:sz w:val="24"/>
-          <w:szCs w:val="24"/>
-        </w:rPr>
-        <w:t>价提供</w:t>
-      </w:r>
-      <w:proofErr w:type="gramEnd"/>
-      <w:r>
-        <w:rPr>
-          <w:rFonts w:ascii="宋体" w:hAnsi="宋体" w:hint="eastAsia"/>
-          <w:sz w:val="24"/>
-          <w:szCs w:val="24"/>
-        </w:rPr>
-        <w:t>参考依据。</w:t>
+        <w:t>确定财产处置参考价提供参考依据。</w:t>
       </w:r>
     </w:p>
     <w:p>
@@ -7661,25 +7054,7 @@
           <w:sz w:val="24"/>
           <w:szCs w:val="24"/>
         </w:rPr>
-        <w:t>{</w:t>
-      </w:r>
-      <w:proofErr w:type="spellStart"/>
-      <w:r>
-        <w:rPr>
-          <w:rFonts w:ascii="宋体" w:hAnsi="宋体" w:hint="eastAsia"/>
-          <w:sz w:val="24"/>
-          <w:szCs w:val="24"/>
-        </w:rPr>
-        <w:t>rightsHolder</w:t>
-      </w:r>
-      <w:proofErr w:type="spellEnd"/>
-      <w:r>
-        <w:rPr>
-          <w:rFonts w:ascii="宋体" w:hAnsi="宋体" w:hint="eastAsia"/>
-          <w:sz w:val="24"/>
-          <w:szCs w:val="24"/>
-        </w:rPr>
-        <w:t>}</w:t>
+        <w:t>{rightsHolder}</w:t>
       </w:r>
       <w:r>
         <w:rPr>
@@ -7719,25 +7094,7 @@
           <w:sz w:val="24"/>
           <w:szCs w:val="24"/>
         </w:rPr>
-        <w:t>{</w:t>
-      </w:r>
-      <w:proofErr w:type="spellStart"/>
-      <w:r>
-        <w:rPr>
-          <w:rFonts w:ascii="宋体" w:hAnsi="宋体" w:hint="eastAsia"/>
-          <w:sz w:val="24"/>
-          <w:szCs w:val="24"/>
-        </w:rPr>
-        <w:t>buildingArea</w:t>
-      </w:r>
-      <w:proofErr w:type="spellEnd"/>
-      <w:r>
-        <w:rPr>
-          <w:rFonts w:ascii="宋体" w:hAnsi="宋体" w:hint="eastAsia"/>
-          <w:sz w:val="24"/>
-          <w:szCs w:val="24"/>
-        </w:rPr>
-        <w:t>}</w:t>
+        <w:t>{buildingArea}</w:t>
       </w:r>
       <w:r>
         <w:rPr>
@@ -7753,25 +7110,7 @@
           <w:sz w:val="24"/>
           <w:szCs w:val="24"/>
         </w:rPr>
-        <w:t>{</w:t>
-      </w:r>
-      <w:proofErr w:type="spellStart"/>
-      <w:r>
-        <w:rPr>
-          <w:rFonts w:ascii="宋体" w:hAnsi="宋体"/>
-          <w:sz w:val="24"/>
-          <w:szCs w:val="24"/>
-        </w:rPr>
-        <w:t>housePurpose</w:t>
-      </w:r>
-      <w:proofErr w:type="spellEnd"/>
-      <w:r>
-        <w:rPr>
-          <w:rFonts w:ascii="宋体" w:hAnsi="宋体"/>
-          <w:sz w:val="24"/>
-          <w:szCs w:val="24"/>
-        </w:rPr>
-        <w:t>}</w:t>
+        <w:t>{housePurpose}</w:t>
       </w:r>
       <w:r>
         <w:rPr>
@@ -7921,25 +7260,7 @@
           <w:sz w:val="24"/>
           <w:szCs w:val="24"/>
         </w:rPr>
-        <w:t>{</w:t>
-      </w:r>
-      <w:proofErr w:type="spellStart"/>
-      <w:r>
-        <w:rPr>
-          <w:rFonts w:ascii="宋体" w:hAnsi="宋体" w:hint="eastAsia"/>
-          <w:sz w:val="24"/>
-          <w:szCs w:val="24"/>
-        </w:rPr>
-        <w:t>landPurpose</w:t>
-      </w:r>
-      <w:proofErr w:type="spellEnd"/>
-      <w:r>
-        <w:rPr>
-          <w:rFonts w:ascii="宋体" w:hAnsi="宋体" w:hint="eastAsia"/>
-          <w:sz w:val="24"/>
-          <w:szCs w:val="24"/>
-        </w:rPr>
-        <w:t>}</w:t>
+        <w:t>{landPurpose}</w:t>
       </w:r>
       <w:r>
         <w:rPr>
@@ -7979,25 +7300,7 @@
           <w:sz w:val="24"/>
           <w:szCs w:val="24"/>
         </w:rPr>
-        <w:t>{</w:t>
-      </w:r>
-      <w:proofErr w:type="spellStart"/>
-      <w:r>
-        <w:rPr>
-          <w:rFonts w:ascii="宋体" w:hAnsi="宋体" w:hint="eastAsia"/>
-          <w:sz w:val="24"/>
-          <w:szCs w:val="24"/>
-        </w:rPr>
-        <w:t>sharedLandArea</w:t>
-      </w:r>
-      <w:proofErr w:type="spellEnd"/>
-      <w:r>
-        <w:rPr>
-          <w:rFonts w:ascii="宋体" w:hAnsi="宋体" w:hint="eastAsia"/>
-          <w:sz w:val="24"/>
-          <w:szCs w:val="24"/>
-        </w:rPr>
-        <w:t>}</w:t>
+        <w:t>{sharedLandArea}</w:t>
       </w:r>
       <w:r>
         <w:rPr>
@@ -8085,25 +7388,7 @@
           <w:sz w:val="24"/>
           <w:szCs w:val="24"/>
         </w:rPr>
-        <w:t>{</w:t>
-      </w:r>
-      <w:proofErr w:type="spellStart"/>
-      <w:r>
-        <w:rPr>
-          <w:rFonts w:ascii="宋体" w:hAnsi="宋体"/>
-          <w:sz w:val="24"/>
-          <w:szCs w:val="24"/>
-        </w:rPr>
-        <w:t>landShape</w:t>
-      </w:r>
-      <w:proofErr w:type="spellEnd"/>
-      <w:r>
-        <w:rPr>
-          <w:rFonts w:ascii="宋体" w:hAnsi="宋体"/>
-          <w:sz w:val="24"/>
-          <w:szCs w:val="24"/>
-        </w:rPr>
-        <w:t>}</w:t>
+        <w:t>{landShape}</w:t>
       </w:r>
       <w:r>
         <w:rPr>
@@ -8323,7 +7608,6 @@
         </w:rPr>
         <w:t>{</w:t>
       </w:r>
-      <w:proofErr w:type="spellStart"/>
       <w:r>
         <w:rPr>
           <w:rFonts w:ascii="宋体" w:hAnsi="宋体"/>
@@ -8332,7 +7616,6 @@
         </w:rPr>
         <w:t>communityName</w:t>
       </w:r>
-      <w:proofErr w:type="spellEnd"/>
       <w:r>
         <w:rPr>
           <w:rFonts w:ascii="宋体" w:hAnsi="宋体" w:hint="eastAsia"/>
@@ -8347,25 +7630,7 @@
           <w:sz w:val="24"/>
           <w:szCs w:val="24"/>
         </w:rPr>
-        <w:t>{</w:t>
-      </w:r>
-      <w:proofErr w:type="spellStart"/>
-      <w:r>
-        <w:rPr>
-          <w:rFonts w:ascii="宋体" w:hAnsi="宋体"/>
-          <w:sz w:val="24"/>
-          <w:szCs w:val="24"/>
-        </w:rPr>
-        <w:t>housePurpose</w:t>
-      </w:r>
-      <w:proofErr w:type="spellEnd"/>
-      <w:r>
-        <w:rPr>
-          <w:rFonts w:ascii="宋体" w:hAnsi="宋体"/>
-          <w:sz w:val="24"/>
-          <w:szCs w:val="24"/>
-        </w:rPr>
-        <w:t>}</w:t>
+        <w:t>{housePurpose}</w:t>
       </w:r>
       <w:r>
         <w:rPr>
@@ -8450,25 +7715,7 @@
           <w:sz w:val="24"/>
           <w:szCs w:val="24"/>
         </w:rPr>
-        <w:t>{</w:t>
-      </w:r>
-      <w:proofErr w:type="spellStart"/>
-      <w:r>
-        <w:rPr>
-          <w:rFonts w:ascii="宋体" w:hAnsi="宋体" w:hint="eastAsia"/>
-          <w:sz w:val="24"/>
-          <w:szCs w:val="24"/>
-        </w:rPr>
-        <w:t>buildingArea</w:t>
-      </w:r>
-      <w:proofErr w:type="spellEnd"/>
-      <w:r>
-        <w:rPr>
-          <w:rFonts w:ascii="宋体" w:hAnsi="宋体" w:hint="eastAsia"/>
-          <w:sz w:val="24"/>
-          <w:szCs w:val="24"/>
-        </w:rPr>
-        <w:t>}</w:t>
+        <w:t>{buildingArea}</w:t>
       </w:r>
       <w:r>
         <w:rPr>
@@ -8492,25 +7739,7 @@
           <w:sz w:val="24"/>
           <w:szCs w:val="24"/>
         </w:rPr>
-        <w:t>{</w:t>
-      </w:r>
-      <w:proofErr w:type="spellStart"/>
-      <w:r>
-        <w:rPr>
-          <w:rFonts w:ascii="宋体" w:hAnsi="宋体" w:hint="eastAsia"/>
-          <w:sz w:val="24"/>
-          <w:szCs w:val="24"/>
-        </w:rPr>
-        <w:t>correctedInteriorArea</w:t>
-      </w:r>
-      <w:proofErr w:type="spellEnd"/>
-      <w:r>
-        <w:rPr>
-          <w:rFonts w:ascii="宋体" w:hAnsi="宋体" w:hint="eastAsia"/>
-          <w:sz w:val="24"/>
-          <w:szCs w:val="24"/>
-        </w:rPr>
-        <w:t>}</w:t>
+        <w:t>{correctedInteriorArea}</w:t>
       </w:r>
       <w:r>
         <w:rPr>
@@ -8550,118 +7779,88 @@
           <w:sz w:val="24"/>
           <w:szCs w:val="24"/>
         </w:rPr>
+        <w:t>{floorNumber}</w:t>
+      </w:r>
+      <w:r>
+        <w:rPr>
+          <w:rFonts w:ascii="宋体" w:hAnsi="宋体" w:hint="eastAsia"/>
+          <w:sz w:val="24"/>
+          <w:szCs w:val="24"/>
+        </w:rPr>
+        <w:t>层；层高：约</w:t>
+      </w:r>
+      <w:r>
+        <w:rPr>
+          <w:rFonts w:ascii="宋体" w:hAnsi="宋体" w:hint="eastAsia"/>
+          <w:sz w:val="24"/>
+          <w:szCs w:val="24"/>
+          <w:highlight w:val="yellow"/>
+        </w:rPr>
+        <w:t>3</w:t>
+      </w:r>
+      <w:r>
+        <w:rPr>
+          <w:rFonts w:ascii="宋体" w:hAnsi="宋体" w:hint="eastAsia"/>
+          <w:sz w:val="24"/>
+          <w:szCs w:val="24"/>
+        </w:rPr>
+        <w:t>米；总层数：所在建筑物总楼层</w:t>
+      </w:r>
+      <w:r>
+        <w:rPr>
+          <w:rFonts w:ascii="宋体" w:hAnsi="宋体" w:hint="eastAsia"/>
+          <w:sz w:val="24"/>
+          <w:szCs w:val="24"/>
+        </w:rPr>
         <w:t>{</w:t>
       </w:r>
-      <w:proofErr w:type="spellStart"/>
       <w:r>
         <w:rPr>
           <w:rFonts w:ascii="宋体" w:hAnsi="宋体"/>
           <w:sz w:val="24"/>
           <w:szCs w:val="24"/>
         </w:rPr>
-        <w:t>floorNumber</w:t>
-      </w:r>
-      <w:proofErr w:type="spellEnd"/>
+        <w:t>totalFloors</w:t>
+      </w:r>
+      <w:r>
+        <w:rPr>
+          <w:rFonts w:ascii="宋体" w:hAnsi="宋体" w:hint="eastAsia"/>
+          <w:sz w:val="24"/>
+          <w:szCs w:val="24"/>
+        </w:rPr>
+        <w:t>}</w:t>
+      </w:r>
+      <w:r>
+        <w:rPr>
+          <w:rFonts w:ascii="宋体" w:hAnsi="宋体" w:hint="eastAsia"/>
+          <w:sz w:val="24"/>
+          <w:szCs w:val="24"/>
+        </w:rPr>
+        <w:t>层；总高度：所在建筑物地面总高</w:t>
+      </w:r>
+      <w:r>
+        <w:rPr>
+          <w:rFonts w:ascii="宋体" w:hAnsi="宋体" w:hint="eastAsia"/>
+          <w:sz w:val="24"/>
+          <w:szCs w:val="24"/>
+        </w:rPr>
+        <w:t>约</w:t>
+      </w:r>
+      <w:r>
+        <w:rPr>
+          <w:rFonts w:ascii="宋体" w:hAnsi="宋体" w:hint="eastAsia"/>
+          <w:sz w:val="24"/>
+          <w:szCs w:val="24"/>
+        </w:rPr>
+        <w:t>{</w:t>
+      </w:r>
       <w:r>
         <w:rPr>
           <w:rFonts w:ascii="宋体" w:hAnsi="宋体"/>
           <w:sz w:val="24"/>
           <w:szCs w:val="24"/>
         </w:rPr>
-        <w:t>}</w:t>
-      </w:r>
-      <w:r>
-        <w:rPr>
-          <w:rFonts w:ascii="宋体" w:hAnsi="宋体" w:hint="eastAsia"/>
-          <w:sz w:val="24"/>
-          <w:szCs w:val="24"/>
-        </w:rPr>
-        <w:t>层；层高：约</w:t>
-      </w:r>
-      <w:r>
-        <w:rPr>
-          <w:rFonts w:ascii="宋体" w:hAnsi="宋体" w:hint="eastAsia"/>
-          <w:sz w:val="24"/>
-          <w:szCs w:val="24"/>
-          <w:highlight w:val="yellow"/>
-        </w:rPr>
-        <w:t>3</w:t>
-      </w:r>
-      <w:r>
-        <w:rPr>
-          <w:rFonts w:ascii="宋体" w:hAnsi="宋体" w:hint="eastAsia"/>
-          <w:sz w:val="24"/>
-          <w:szCs w:val="24"/>
-        </w:rPr>
-        <w:t>米；总层数：所在建筑物总楼层</w:t>
-      </w:r>
-      <w:r>
-        <w:rPr>
-          <w:rFonts w:ascii="宋体" w:hAnsi="宋体" w:hint="eastAsia"/>
-          <w:sz w:val="24"/>
-          <w:szCs w:val="24"/>
-        </w:rPr>
-        <w:t>{</w:t>
-      </w:r>
-      <w:proofErr w:type="spellStart"/>
-      <w:r>
-        <w:rPr>
-          <w:rFonts w:ascii="宋体" w:hAnsi="宋体"/>
-          <w:sz w:val="24"/>
-          <w:szCs w:val="24"/>
-        </w:rPr>
-        <w:t>totalFloors</w:t>
-      </w:r>
-      <w:proofErr w:type="spellEnd"/>
-      <w:r>
-        <w:rPr>
-          <w:rFonts w:ascii="宋体" w:hAnsi="宋体" w:hint="eastAsia"/>
-          <w:sz w:val="24"/>
-          <w:szCs w:val="24"/>
-        </w:rPr>
-        <w:t>}</w:t>
-      </w:r>
-      <w:r>
-        <w:rPr>
-          <w:rFonts w:ascii="宋体" w:hAnsi="宋体" w:hint="eastAsia"/>
-          <w:sz w:val="24"/>
-          <w:szCs w:val="24"/>
-        </w:rPr>
-        <w:t>层；总高度：所在建筑物地面总高</w:t>
-      </w:r>
-      <w:r>
-        <w:rPr>
-          <w:rFonts w:ascii="宋体" w:hAnsi="宋体" w:hint="eastAsia"/>
-          <w:sz w:val="24"/>
-          <w:szCs w:val="24"/>
-        </w:rPr>
-        <w:t>约</w:t>
-      </w:r>
-      <w:r>
-        <w:rPr>
-          <w:rFonts w:ascii="宋体" w:hAnsi="宋体" w:hint="eastAsia"/>
-          <w:sz w:val="24"/>
-          <w:szCs w:val="24"/>
-        </w:rPr>
-        <w:t>{</w:t>
-      </w:r>
-      <w:proofErr w:type="spellStart"/>
-      <w:r>
-        <w:rPr>
-          <w:rFonts w:ascii="宋体" w:hAnsi="宋体"/>
-          <w:sz w:val="24"/>
-          <w:szCs w:val="24"/>
-        </w:rPr>
-        <w:t>totalGroundHeight</w:t>
-      </w:r>
-      <w:proofErr w:type="spellEnd"/>
-      <w:r>
-        <w:rPr>
-          <w:rFonts w:ascii="宋体" w:hAnsi="宋体"/>
-          <w:sz w:val="24"/>
-          <w:szCs w:val="24"/>
-        </w:rPr>
-        <w:t>}</w:t>
+        <w:t>totalGroundHeight}</w:t>
       </w:r>
       <w:r>
         <w:rPr>
@@ -8701,25 +7900,7 @@
           <w:sz w:val="24"/>
           <w:szCs w:val="24"/>
         </w:rPr>
-        <w:t>{</w:t>
-      </w:r>
-      <w:proofErr w:type="spellStart"/>
-      <w:r>
-        <w:rPr>
-          <w:rFonts w:ascii="宋体" w:hAnsi="宋体" w:hint="eastAsia"/>
-          <w:sz w:val="24"/>
-          <w:szCs w:val="24"/>
-        </w:rPr>
-        <w:t>houseStructure</w:t>
-      </w:r>
-      <w:proofErr w:type="spellEnd"/>
-      <w:r>
-        <w:rPr>
-          <w:rFonts w:ascii="宋体" w:hAnsi="宋体" w:hint="eastAsia"/>
-          <w:sz w:val="24"/>
-          <w:szCs w:val="24"/>
-        </w:rPr>
-        <w:t>}</w:t>
+        <w:t>{houseStructure}</w:t>
       </w:r>
       <w:r>
         <w:rPr>
@@ -8760,7 +7941,7 @@
           <w:szCs w:val="24"/>
         </w:rPr>
         <w:lastRenderedPageBreak/>
-        <w:t>设施设备：给排水：接市政管网，消防设施：室外消火栓系统、烟感喷淋系统，通讯：程控交换机、光纤，供电：接市政供电网；</w:t>
+        <w:t>设施设备：给排水：接市政管网，消防设施：室外消火栓系统、烟感喷淋系统，通讯：光纤，供电：接市政供电网；</w:t>
       </w:r>
       <w:r>
         <w:rPr>
@@ -8800,25 +7981,7 @@
           <w:sz w:val="24"/>
           <w:szCs w:val="24"/>
         </w:rPr>
-        <w:t>{</w:t>
-      </w:r>
-      <w:proofErr w:type="spellStart"/>
-      <w:r>
-        <w:rPr>
-          <w:rFonts w:ascii="宋体" w:hAnsi="宋体"/>
-          <w:sz w:val="24"/>
-          <w:szCs w:val="24"/>
-        </w:rPr>
-        <w:t>ventilationStatus</w:t>
-      </w:r>
-      <w:proofErr w:type="spellEnd"/>
-      <w:r>
-        <w:rPr>
-          <w:rFonts w:ascii="宋体" w:hAnsi="宋体"/>
-          <w:sz w:val="24"/>
-          <w:szCs w:val="24"/>
-        </w:rPr>
-        <w:t>}</w:t>
+        <w:t>{ventilationStatus}</w:t>
       </w:r>
       <w:r>
         <w:rPr>
@@ -8866,25 +8029,7 @@
           <w:sz w:val="24"/>
           <w:szCs w:val="24"/>
         </w:rPr>
-        <w:t>{</w:t>
-      </w:r>
-      <w:proofErr w:type="spellStart"/>
-      <w:r>
-        <w:rPr>
-          <w:rFonts w:ascii="宋体" w:hAnsi="宋体"/>
-          <w:sz w:val="24"/>
-          <w:szCs w:val="24"/>
-        </w:rPr>
-        <w:t>decorationStatus</w:t>
-      </w:r>
-      <w:proofErr w:type="spellEnd"/>
-      <w:r>
-        <w:rPr>
-          <w:rFonts w:ascii="宋体" w:hAnsi="宋体"/>
-          <w:sz w:val="24"/>
-          <w:szCs w:val="24"/>
-        </w:rPr>
-        <w:t>}</w:t>
+        <w:t>{decorationStatus}</w:t>
       </w:r>
       <w:r>
         <w:rPr>
@@ -8940,25 +8085,7 @@
           <w:sz w:val="24"/>
           <w:szCs w:val="24"/>
         </w:rPr>
-        <w:t>{</w:t>
-      </w:r>
-      <w:proofErr w:type="spellStart"/>
-      <w:r>
-        <w:rPr>
-          <w:rFonts w:ascii="宋体" w:hAnsi="宋体"/>
-          <w:sz w:val="24"/>
-          <w:szCs w:val="24"/>
-        </w:rPr>
-        <w:t>spaceLayout</w:t>
-      </w:r>
-      <w:proofErr w:type="spellEnd"/>
-      <w:r>
-        <w:rPr>
-          <w:rFonts w:ascii="宋体" w:hAnsi="宋体"/>
-          <w:sz w:val="24"/>
-          <w:szCs w:val="24"/>
-        </w:rPr>
-        <w:t>}</w:t>
+        <w:t>{spaceLayout}</w:t>
       </w:r>
       <w:r>
         <w:rPr>
@@ -9030,25 +8157,7 @@
           <w:sz w:val="24"/>
           <w:szCs w:val="24"/>
         </w:rPr>
-        <w:t>{</w:t>
-      </w:r>
-      <w:proofErr w:type="spellStart"/>
-      <w:r>
-        <w:rPr>
-          <w:rFonts w:ascii="宋体" w:hAnsi="宋体"/>
-          <w:sz w:val="24"/>
-          <w:szCs w:val="24"/>
-        </w:rPr>
-        <w:t>exteriorWallMaterial</w:t>
-      </w:r>
-      <w:proofErr w:type="spellEnd"/>
-      <w:r>
-        <w:rPr>
-          <w:rFonts w:ascii="宋体" w:hAnsi="宋体"/>
-          <w:sz w:val="24"/>
-          <w:szCs w:val="24"/>
-        </w:rPr>
-        <w:t>}</w:t>
+        <w:t>{exteriorWallMaterial}</w:t>
       </w:r>
       <w:r>
         <w:rPr>
@@ -9113,25 +8222,7 @@
           <w:sz w:val="24"/>
           <w:szCs w:val="24"/>
         </w:rPr>
-        <w:t>{</w:t>
-      </w:r>
-      <w:proofErr w:type="spellStart"/>
-      <w:r>
-        <w:rPr>
-          <w:rFonts w:ascii="宋体" w:hAnsi="宋体"/>
-          <w:sz w:val="24"/>
-          <w:szCs w:val="24"/>
-        </w:rPr>
-        <w:t>yearBuilt</w:t>
-      </w:r>
-      <w:proofErr w:type="spellEnd"/>
-      <w:r>
-        <w:rPr>
-          <w:rFonts w:ascii="宋体" w:hAnsi="宋体"/>
-          <w:sz w:val="24"/>
-          <w:szCs w:val="24"/>
-        </w:rPr>
-        <w:t>}</w:t>
+        <w:t>{yearBuilt}</w:t>
       </w:r>
       <w:r>
         <w:rPr>
@@ -9147,25 +8238,7 @@
           <w:sz w:val="24"/>
           <w:szCs w:val="24"/>
         </w:rPr>
-        <w:t>；维护</w:t>
-      </w:r>
-      <w:proofErr w:type="gramStart"/>
-      <w:r>
-        <w:rPr>
-          <w:rFonts w:ascii="宋体" w:hAnsi="宋体" w:hint="eastAsia"/>
-          <w:sz w:val="24"/>
-          <w:szCs w:val="24"/>
-        </w:rPr>
-        <w:t>及完损</w:t>
-      </w:r>
-      <w:proofErr w:type="gramEnd"/>
-      <w:r>
-        <w:rPr>
-          <w:rFonts w:ascii="宋体" w:hAnsi="宋体" w:hint="eastAsia"/>
-          <w:sz w:val="24"/>
-          <w:szCs w:val="24"/>
-        </w:rPr>
-        <w:t>状况：地基稳定，承重构件完好，无不均匀沉降，</w:t>
+        <w:t>；维护及完损状况：地基稳定，承重构件完好，无不均匀沉降，</w:t>
       </w:r>
       <w:r>
         <w:rPr>
@@ -9290,25 +8363,7 @@
           <w:sz w:val="24"/>
           <w:szCs w:val="24"/>
         </w:rPr>
-        <w:t>{</w:t>
-      </w:r>
-      <w:proofErr w:type="spellStart"/>
-      <w:r>
-        <w:rPr>
-          <w:rFonts w:ascii="宋体" w:hAnsi="宋体" w:hint="eastAsia"/>
-          <w:sz w:val="24"/>
-          <w:szCs w:val="24"/>
-        </w:rPr>
-        <w:t>propertyCertificateType</w:t>
-      </w:r>
-      <w:proofErr w:type="spellEnd"/>
-      <w:r>
-        <w:rPr>
-          <w:rFonts w:ascii="宋体" w:hAnsi="宋体" w:hint="eastAsia"/>
-          <w:sz w:val="24"/>
-          <w:szCs w:val="24"/>
-        </w:rPr>
-        <w:t>}</w:t>
+        <w:t>{propertyCertificateType}</w:t>
       </w:r>
       <w:r>
         <w:rPr>
@@ -9345,25 +8400,7 @@
           <w:sz w:val="24"/>
           <w:szCs w:val="24"/>
         </w:rPr>
-        <w:t>{</w:t>
-      </w:r>
-      <w:proofErr w:type="spellStart"/>
-      <w:r>
-        <w:rPr>
-          <w:rFonts w:ascii="宋体" w:hAnsi="宋体" w:hint="eastAsia"/>
-          <w:sz w:val="24"/>
-          <w:szCs w:val="24"/>
-        </w:rPr>
-        <w:t>propertyCertificateNo</w:t>
-      </w:r>
-      <w:proofErr w:type="spellEnd"/>
-      <w:r>
-        <w:rPr>
-          <w:rFonts w:ascii="宋体" w:hAnsi="宋体" w:hint="eastAsia"/>
-          <w:sz w:val="24"/>
-          <w:szCs w:val="24"/>
-        </w:rPr>
-        <w:t>}</w:t>
+        <w:t>{propertyCertificateNo}</w:t>
       </w:r>
       <w:r>
         <w:rPr>
@@ -9400,25 +8437,7 @@
           <w:sz w:val="24"/>
           <w:szCs w:val="24"/>
         </w:rPr>
-        <w:t>{</w:t>
-      </w:r>
-      <w:proofErr w:type="spellStart"/>
-      <w:r>
-        <w:rPr>
-          <w:rFonts w:ascii="宋体" w:hAnsi="宋体" w:hint="eastAsia"/>
-          <w:sz w:val="24"/>
-          <w:szCs w:val="24"/>
-        </w:rPr>
-        <w:t>rightsHolder</w:t>
-      </w:r>
-      <w:proofErr w:type="spellEnd"/>
-      <w:r>
-        <w:rPr>
-          <w:rFonts w:ascii="宋体" w:hAnsi="宋体" w:hint="eastAsia"/>
-          <w:sz w:val="24"/>
-          <w:szCs w:val="24"/>
-        </w:rPr>
-        <w:t>}</w:t>
+        <w:t>{rightsHolder}</w:t>
       </w:r>
       <w:r>
         <w:rPr>
@@ -9455,25 +8474,7 @@
           <w:sz w:val="24"/>
           <w:szCs w:val="24"/>
         </w:rPr>
-        <w:t>{</w:t>
-      </w:r>
-      <w:proofErr w:type="spellStart"/>
-      <w:r>
-        <w:rPr>
-          <w:rFonts w:ascii="宋体" w:hAnsi="宋体" w:hint="eastAsia"/>
-          <w:sz w:val="24"/>
-          <w:szCs w:val="24"/>
-        </w:rPr>
-        <w:t>coOwnershipStatus</w:t>
-      </w:r>
-      <w:proofErr w:type="spellEnd"/>
-      <w:r>
-        <w:rPr>
-          <w:rFonts w:ascii="宋体" w:hAnsi="宋体" w:hint="eastAsia"/>
-          <w:sz w:val="24"/>
-          <w:szCs w:val="24"/>
-        </w:rPr>
-        <w:t>}</w:t>
+        <w:t>{coOwnershipStatus}</w:t>
       </w:r>
       <w:r>
         <w:rPr>
@@ -9539,7 +8540,15 @@
           <w:sz w:val="24"/>
           <w:szCs w:val="24"/>
         </w:rPr>
-        <w:t>房地籍号：</w:t>
+        <w:t>不动产单元号</w:t>
+      </w:r>
+      <w:r>
+        <w:rPr>
+          <w:rFonts w:ascii="宋体" w:hAnsi="宋体" w:hint="eastAsia"/>
+          <w:sz w:val="24"/>
+          <w:szCs w:val="24"/>
+        </w:rPr>
+        <w:t>：</w:t>
       </w:r>
       <w:r>
         <w:rPr>
@@ -9549,23 +8558,13 @@
         </w:rPr>
         <w:t>{</w:t>
       </w:r>
-      <w:proofErr w:type="spellStart"/>
       <w:r>
         <w:rPr>
           <w:rFonts w:ascii="宋体" w:hAnsi="宋体"/>
           <w:sz w:val="24"/>
           <w:szCs w:val="24"/>
         </w:rPr>
-        <w:t>propertyUnitNo</w:t>
-      </w:r>
-      <w:proofErr w:type="spellEnd"/>
-      <w:r>
-        <w:rPr>
-          <w:rFonts w:ascii="宋体" w:hAnsi="宋体"/>
-          <w:sz w:val="24"/>
-          <w:szCs w:val="24"/>
-        </w:rPr>
-        <w:t>}</w:t>
+        <w:t>propertyUnitNo}</w:t>
       </w:r>
       <w:r>
         <w:rPr>
@@ -9604,7 +8603,6 @@
         </w:rPr>
         <w:t>{</w:t>
       </w:r>
-      <w:proofErr w:type="spellStart"/>
       <w:r>
         <w:rPr>
           <w:rFonts w:ascii="宋体" w:hAnsi="宋体"/>
@@ -9613,7 +8611,6 @@
         </w:rPr>
         <w:t>housePurpose</w:t>
       </w:r>
-      <w:proofErr w:type="spellEnd"/>
       <w:r>
         <w:rPr>
           <w:rFonts w:ascii="宋体" w:hAnsi="宋体"/>
@@ -9872,25 +8869,7 @@
           <w:sz w:val="24"/>
           <w:szCs w:val="24"/>
         </w:rPr>
-        <w:t>{</w:t>
-      </w:r>
-      <w:proofErr w:type="spellStart"/>
-      <w:r>
-        <w:rPr>
-          <w:rFonts w:ascii="宋体" w:hAnsi="宋体" w:cs="仿宋" w:hint="eastAsia"/>
-          <w:sz w:val="24"/>
-          <w:szCs w:val="24"/>
-        </w:rPr>
-        <w:t>propertyCertificateType</w:t>
-      </w:r>
-      <w:proofErr w:type="spellEnd"/>
-      <w:r>
-        <w:rPr>
-          <w:rFonts w:ascii="宋体" w:hAnsi="宋体" w:cs="仿宋" w:hint="eastAsia"/>
-          <w:sz w:val="24"/>
-          <w:szCs w:val="24"/>
-        </w:rPr>
-        <w:t>}</w:t>
+        <w:t>{propertyCertificateType}</w:t>
       </w:r>
       <w:r>
         <w:rPr>
@@ -9946,25 +8925,7 @@
           <w:sz w:val="24"/>
           <w:szCs w:val="24"/>
         </w:rPr>
-        <w:t>{</w:t>
-      </w:r>
-      <w:proofErr w:type="spellStart"/>
-      <w:r>
-        <w:rPr>
-          <w:rFonts w:ascii="宋体" w:hAnsi="宋体" w:cs="仿宋" w:hint="eastAsia"/>
-          <w:sz w:val="24"/>
-          <w:szCs w:val="24"/>
-        </w:rPr>
-        <w:t>propertyCertificateNo</w:t>
-      </w:r>
-      <w:proofErr w:type="spellEnd"/>
-      <w:r>
-        <w:rPr>
-          <w:rFonts w:ascii="宋体" w:hAnsi="宋体" w:cs="仿宋" w:hint="eastAsia"/>
-          <w:sz w:val="24"/>
-          <w:szCs w:val="24"/>
-        </w:rPr>
-        <w:t>}</w:t>
+        <w:t>{propertyCertificateNo}</w:t>
       </w:r>
       <w:r>
         <w:rPr>
@@ -10006,23 +8967,13 @@
         </w:rPr>
         <w:t>{</w:t>
       </w:r>
-      <w:proofErr w:type="spellStart"/>
       <w:r>
         <w:rPr>
           <w:rFonts w:ascii="宋体" w:hAnsi="宋体" w:cs="仿宋"/>
           <w:sz w:val="24"/>
           <w:szCs w:val="24"/>
         </w:rPr>
-        <w:t>rightsHolder</w:t>
-      </w:r>
-      <w:proofErr w:type="spellEnd"/>
-      <w:r>
-        <w:rPr>
-          <w:rFonts w:ascii="宋体" w:hAnsi="宋体" w:cs="仿宋"/>
-          <w:sz w:val="24"/>
-          <w:szCs w:val="24"/>
-        </w:rPr>
-        <w:t>}</w:t>
+        <w:t>rightsHolder}</w:t>
       </w:r>
       <w:r>
         <w:rPr>
@@ -10094,7 +9045,7 @@
           <w:sz w:val="24"/>
           <w:szCs w:val="24"/>
         </w:rPr>
-        <w:t>房地籍号：</w:t>
+        <w:t>不动产单元号</w:t>
       </w:r>
       <w:r>
         <w:rPr>
@@ -10102,25 +9053,23 @@
           <w:sz w:val="24"/>
           <w:szCs w:val="24"/>
         </w:rPr>
+        <w:t>：</w:t>
+      </w:r>
+      <w:r>
+        <w:rPr>
+          <w:rFonts w:ascii="宋体" w:hAnsi="宋体" w:cs="仿宋" w:hint="eastAsia"/>
+          <w:sz w:val="24"/>
+          <w:szCs w:val="24"/>
+        </w:rPr>
         <w:t>{</w:t>
       </w:r>
-      <w:proofErr w:type="spellStart"/>
       <w:r>
         <w:rPr>
           <w:rFonts w:ascii="宋体" w:hAnsi="宋体" w:cs="仿宋"/>
           <w:sz w:val="24"/>
           <w:szCs w:val="24"/>
         </w:rPr>
-        <w:t>propertyUnitNo</w:t>
-      </w:r>
-      <w:proofErr w:type="spellEnd"/>
-      <w:r>
-        <w:rPr>
-          <w:rFonts w:ascii="宋体" w:hAnsi="宋体" w:cs="仿宋"/>
-          <w:sz w:val="24"/>
-          <w:szCs w:val="24"/>
-        </w:rPr>
-        <w:t>}</w:t>
+        <w:t>propertyUnitNo}</w:t>
       </w:r>
       <w:r>
         <w:rPr>
@@ -10160,25 +9109,7 @@
           <w:sz w:val="24"/>
           <w:szCs w:val="24"/>
         </w:rPr>
-        <w:t>{</w:t>
-      </w:r>
-      <w:proofErr w:type="spellStart"/>
-      <w:r>
-        <w:rPr>
-          <w:rFonts w:ascii="宋体" w:hAnsi="宋体" w:cs="仿宋" w:hint="eastAsia"/>
-          <w:sz w:val="24"/>
-          <w:szCs w:val="24"/>
-        </w:rPr>
-        <w:t>landPurpose</w:t>
-      </w:r>
-      <w:proofErr w:type="spellEnd"/>
-      <w:r>
-        <w:rPr>
-          <w:rFonts w:ascii="宋体" w:hAnsi="宋体" w:cs="仿宋" w:hint="eastAsia"/>
-          <w:sz w:val="24"/>
-          <w:szCs w:val="24"/>
-        </w:rPr>
-        <w:t>}</w:t>
+        <w:t>{landPurpose}</w:t>
       </w:r>
       <w:r>
         <w:rPr>
@@ -10218,25 +9149,7 @@
           <w:sz w:val="24"/>
           <w:szCs w:val="24"/>
         </w:rPr>
-        <w:t>{</w:t>
-      </w:r>
-      <w:proofErr w:type="spellStart"/>
-      <w:r>
-        <w:rPr>
-          <w:rFonts w:ascii="宋体" w:hAnsi="宋体" w:cs="仿宋" w:hint="eastAsia"/>
-          <w:sz w:val="24"/>
-          <w:szCs w:val="24"/>
-        </w:rPr>
-        <w:t>rightsNature</w:t>
-      </w:r>
-      <w:proofErr w:type="spellEnd"/>
-      <w:r>
-        <w:rPr>
-          <w:rFonts w:ascii="宋体" w:hAnsi="宋体" w:cs="仿宋" w:hint="eastAsia"/>
-          <w:sz w:val="24"/>
-          <w:szCs w:val="24"/>
-        </w:rPr>
-        <w:t>}</w:t>
+        <w:t>{rightsNature}</w:t>
       </w:r>
       <w:r>
         <w:rPr>
@@ -10276,25 +9189,7 @@
           <w:sz w:val="24"/>
           <w:szCs w:val="24"/>
         </w:rPr>
-        <w:t>{</w:t>
-      </w:r>
-      <w:proofErr w:type="spellStart"/>
-      <w:r>
-        <w:rPr>
-          <w:rFonts w:ascii="宋体" w:hAnsi="宋体" w:cs="仿宋" w:hint="eastAsia"/>
-          <w:sz w:val="24"/>
-          <w:szCs w:val="24"/>
-        </w:rPr>
-        <w:t>landUseRightEndDate</w:t>
-      </w:r>
-      <w:proofErr w:type="spellEnd"/>
-      <w:r>
-        <w:rPr>
-          <w:rFonts w:ascii="宋体" w:hAnsi="宋体" w:cs="仿宋" w:hint="eastAsia"/>
-          <w:sz w:val="24"/>
-          <w:szCs w:val="24"/>
-        </w:rPr>
-        <w:t>}</w:t>
+        <w:t>{landUseRightEndDate}</w:t>
       </w:r>
       <w:r>
         <w:rPr>
@@ -10344,7 +9239,6 @@
         </w:rPr>
         <w:t>{</w:t>
       </w:r>
-      <w:proofErr w:type="spellStart"/>
       <w:r>
         <w:rPr>
           <w:rFonts w:ascii="宋体" w:hAnsi="宋体" w:cs="仿宋"/>
@@ -10353,7 +9247,6 @@
         </w:rPr>
         <w:t>landRemainingUsageYears</w:t>
       </w:r>
-      <w:proofErr w:type="spellEnd"/>
       <w:r>
         <w:rPr>
           <w:rFonts w:ascii="宋体" w:hAnsi="宋体" w:cs="仿宋" w:hint="eastAsia"/>
@@ -10410,23 +9303,13 @@
           <w:szCs w:val="24"/>
         </w:rPr>
       </w:pPr>
-      <w:proofErr w:type="gramStart"/>
       <w:r>
         <w:rPr>
           <w:rFonts w:ascii="宋体" w:hAnsi="宋体" w:cs="仿宋" w:hint="eastAsia"/>
           <w:sz w:val="24"/>
           <w:szCs w:val="24"/>
         </w:rPr>
-        <w:t>至价值</w:t>
-      </w:r>
-      <w:proofErr w:type="gramEnd"/>
-      <w:r>
-        <w:rPr>
-          <w:rFonts w:ascii="宋体" w:hAnsi="宋体" w:cs="仿宋" w:hint="eastAsia"/>
-          <w:sz w:val="24"/>
-          <w:szCs w:val="24"/>
-        </w:rPr>
-        <w:t>时点，估价对象</w:t>
+        <w:t>至价值时点，估价对象</w:t>
       </w:r>
       <w:r>
         <w:rPr>
@@ -10434,25 +9317,7 @@
           <w:sz w:val="24"/>
           <w:szCs w:val="24"/>
         </w:rPr>
-        <w:t>{</w:t>
-      </w:r>
-      <w:proofErr w:type="spellStart"/>
-      <w:r>
-        <w:rPr>
-          <w:rFonts w:ascii="宋体" w:hAnsi="宋体" w:cs="仿宋"/>
-          <w:sz w:val="24"/>
-          <w:szCs w:val="24"/>
-        </w:rPr>
-        <w:t>utilizationStatus</w:t>
-      </w:r>
-      <w:proofErr w:type="spellEnd"/>
-      <w:r>
-        <w:rPr>
-          <w:rFonts w:ascii="宋体" w:hAnsi="宋体" w:cs="仿宋"/>
-          <w:sz w:val="24"/>
-          <w:szCs w:val="24"/>
-        </w:rPr>
-        <w:t>}</w:t>
+        <w:t>{utilizationStatus}</w:t>
       </w:r>
       <w:r>
         <w:rPr>
@@ -10519,7 +9384,6 @@
         </w:rPr>
         <w:t>{</w:t>
       </w:r>
-      <w:proofErr w:type="spellStart"/>
       <w:r>
         <w:rPr>
           <w:rFonts w:ascii="宋体" w:hAnsi="宋体" w:cs="仿宋"/>
@@ -10528,7 +9392,6 @@
         </w:rPr>
         <w:t>otherRights</w:t>
       </w:r>
-      <w:proofErr w:type="spellEnd"/>
       <w:r>
         <w:rPr>
           <w:rFonts w:ascii="宋体" w:hAnsi="宋体" w:cs="仿宋"/>
@@ -10591,25 +9454,7 @@
           <w:sz w:val="24"/>
           <w:szCs w:val="24"/>
         </w:rPr>
-        <w:t>{</w:t>
-      </w:r>
-      <w:proofErr w:type="spellStart"/>
-      <w:r>
-        <w:rPr>
-          <w:rFonts w:ascii="宋体" w:hAnsi="宋体" w:cs="仿宋" w:hint="eastAsia"/>
-          <w:sz w:val="24"/>
-          <w:szCs w:val="24"/>
-        </w:rPr>
-        <w:t>entrustingParty</w:t>
-      </w:r>
-      <w:proofErr w:type="spellEnd"/>
-      <w:r>
-        <w:rPr>
-          <w:rFonts w:ascii="宋体" w:hAnsi="宋体" w:cs="仿宋" w:hint="eastAsia"/>
-          <w:sz w:val="24"/>
-          <w:szCs w:val="24"/>
-        </w:rPr>
-        <w:t>}</w:t>
+        <w:t>{entrustingParty}</w:t>
       </w:r>
       <w:r>
         <w:rPr>
@@ -10943,25 +9788,7 @@
           <w:sz w:val="24"/>
           <w:szCs w:val="24"/>
         </w:rPr>
-        <w:t>{</w:t>
-      </w:r>
-      <w:proofErr w:type="spellStart"/>
-      <w:r>
-        <w:rPr>
-          <w:rFonts w:ascii="宋体" w:hAnsi="宋体"/>
-          <w:sz w:val="24"/>
-          <w:szCs w:val="24"/>
-        </w:rPr>
-        <w:t>floorNumber</w:t>
-      </w:r>
-      <w:proofErr w:type="spellEnd"/>
-      <w:r>
-        <w:rPr>
-          <w:rFonts w:ascii="宋体" w:hAnsi="宋体"/>
-          <w:sz w:val="24"/>
-          <w:szCs w:val="24"/>
-        </w:rPr>
-        <w:t>}</w:t>
+        <w:t>{floorNumber}</w:t>
       </w:r>
       <w:r>
         <w:rPr>
@@ -11009,25 +9836,7 @@
           <w:sz w:val="24"/>
           <w:szCs w:val="24"/>
         </w:rPr>
-        <w:t>{</w:t>
-      </w:r>
-      <w:proofErr w:type="spellStart"/>
-      <w:r>
-        <w:rPr>
-          <w:rFonts w:ascii="宋体" w:hAnsi="宋体"/>
-          <w:sz w:val="24"/>
-          <w:szCs w:val="24"/>
-        </w:rPr>
-        <w:t>streetStatus</w:t>
-      </w:r>
-      <w:proofErr w:type="spellEnd"/>
-      <w:r>
-        <w:rPr>
-          <w:rFonts w:ascii="宋体" w:hAnsi="宋体"/>
-          <w:sz w:val="24"/>
-          <w:szCs w:val="24"/>
-        </w:rPr>
-        <w:t>}</w:t>
+        <w:t>{streetStatus}</w:t>
       </w:r>
       <w:r>
         <w:rPr>
@@ -11093,23 +9902,13 @@
         </w:rPr>
         <w:t>{</w:t>
       </w:r>
-      <w:proofErr w:type="spellStart"/>
       <w:r>
         <w:rPr>
           <w:rFonts w:ascii="宋体" w:hAnsi="宋体"/>
           <w:sz w:val="24"/>
           <w:szCs w:val="24"/>
         </w:rPr>
-        <w:t>areaRoad</w:t>
-      </w:r>
-      <w:proofErr w:type="spellEnd"/>
-      <w:r>
-        <w:rPr>
-          <w:rFonts w:ascii="宋体" w:hAnsi="宋体"/>
-          <w:sz w:val="24"/>
-          <w:szCs w:val="24"/>
-        </w:rPr>
-        <w:t>}</w:t>
+        <w:t>areaRoad}</w:t>
       </w:r>
       <w:r>
         <w:rPr>
@@ -11143,23 +9942,13 @@
         </w:rPr>
         <w:t>交通工具：</w:t>
       </w:r>
-      <w:proofErr w:type="gramStart"/>
-      <w:r>
-        <w:rPr>
-          <w:rFonts w:ascii="宋体" w:hAnsi="宋体" w:hint="eastAsia"/>
-          <w:sz w:val="24"/>
-          <w:szCs w:val="24"/>
-        </w:rPr>
-        <w:t>临最近</w:t>
-      </w:r>
-      <w:proofErr w:type="gramEnd"/>
-      <w:r>
-        <w:rPr>
-          <w:rFonts w:ascii="宋体" w:hAnsi="宋体" w:hint="eastAsia"/>
-          <w:sz w:val="24"/>
-          <w:szCs w:val="24"/>
-        </w:rPr>
-        <w:t>公交站</w:t>
+      <w:r>
+        <w:rPr>
+          <w:rFonts w:ascii="宋体" w:hAnsi="宋体" w:hint="eastAsia"/>
+          <w:sz w:val="24"/>
+          <w:szCs w:val="24"/>
+        </w:rPr>
+        <w:t>临最近公交站</w:t>
       </w:r>
       <w:r>
         <w:rPr>
@@ -11169,65 +9958,37 @@
         </w:rPr>
         <w:t>{</w:t>
       </w:r>
-      <w:proofErr w:type="spellStart"/>
       <w:r>
         <w:rPr>
           <w:rFonts w:ascii="宋体" w:hAnsi="宋体"/>
           <w:sz w:val="24"/>
           <w:szCs w:val="24"/>
         </w:rPr>
-        <w:t>busStopName</w:t>
-      </w:r>
-      <w:proofErr w:type="spellEnd"/>
+        <w:t>busStopName}</w:t>
+      </w:r>
+      <w:r>
+        <w:rPr>
+          <w:rFonts w:ascii="宋体" w:hAnsi="宋体" w:hint="eastAsia"/>
+          <w:sz w:val="24"/>
+          <w:szCs w:val="24"/>
+        </w:rPr>
+        <w:t>站，</w:t>
+      </w:r>
+      <w:r>
+        <w:rPr>
+          <w:rFonts w:ascii="宋体" w:hAnsi="宋体" w:hint="eastAsia"/>
+          <w:sz w:val="24"/>
+          <w:szCs w:val="24"/>
+        </w:rPr>
+        <w:t>有</w:t>
+      </w:r>
       <w:r>
         <w:rPr>
           <w:rFonts w:ascii="宋体" w:hAnsi="宋体"/>
           <w:sz w:val="24"/>
           <w:szCs w:val="24"/>
         </w:rPr>
-        <w:t>}</w:t>
-      </w:r>
-      <w:r>
-        <w:rPr>
-          <w:rFonts w:ascii="宋体" w:hAnsi="宋体" w:hint="eastAsia"/>
-          <w:sz w:val="24"/>
-          <w:szCs w:val="24"/>
-        </w:rPr>
-        <w:t>站，</w:t>
-      </w:r>
-      <w:r>
-        <w:rPr>
-          <w:rFonts w:ascii="宋体" w:hAnsi="宋体" w:hint="eastAsia"/>
-          <w:sz w:val="24"/>
-          <w:szCs w:val="24"/>
-        </w:rPr>
-        <w:t>有</w:t>
-      </w:r>
-      <w:r>
-        <w:rPr>
-          <w:rFonts w:ascii="宋体" w:hAnsi="宋体"/>
-          <w:sz w:val="24"/>
-          <w:szCs w:val="24"/>
-        </w:rPr>
-        <w:t>{</w:t>
-      </w:r>
-      <w:proofErr w:type="spellStart"/>
-      <w:r>
-        <w:rPr>
-          <w:rFonts w:ascii="宋体" w:hAnsi="宋体"/>
-          <w:sz w:val="24"/>
-          <w:szCs w:val="24"/>
-        </w:rPr>
-        <w:t>busRoutes</w:t>
-      </w:r>
-      <w:proofErr w:type="spellEnd"/>
-      <w:r>
-        <w:rPr>
-          <w:rFonts w:ascii="宋体" w:hAnsi="宋体"/>
-          <w:sz w:val="24"/>
-          <w:szCs w:val="24"/>
-        </w:rPr>
-        <w:t>}</w:t>
+        <w:t>{busRoutes}</w:t>
       </w:r>
       <w:r>
         <w:rPr>
@@ -11312,7 +10073,6 @@
         </w:rPr>
         <w:t>{</w:t>
       </w:r>
-      <w:proofErr w:type="spellStart"/>
       <w:r>
         <w:rPr>
           <w:rFonts w:ascii="宋体" w:hAnsi="宋体"/>
@@ -11321,7 +10081,6 @@
         </w:rPr>
         <w:t>parkingStatus</w:t>
       </w:r>
-      <w:proofErr w:type="spellEnd"/>
       <w:r>
         <w:rPr>
           <w:rFonts w:ascii="宋体" w:hAnsi="宋体"/>
@@ -11432,25 +10191,7 @@
           <w:sz w:val="24"/>
           <w:szCs w:val="24"/>
         </w:rPr>
-        <w:t>{</w:t>
-      </w:r>
-      <w:proofErr w:type="spellStart"/>
-      <w:r>
-        <w:rPr>
-          <w:rFonts w:ascii="宋体" w:hAnsi="宋体"/>
-          <w:sz w:val="24"/>
-          <w:szCs w:val="24"/>
-        </w:rPr>
-        <w:t>nearbyCommunity</w:t>
-      </w:r>
-      <w:proofErr w:type="spellEnd"/>
-      <w:r>
-        <w:rPr>
-          <w:rFonts w:ascii="宋体" w:hAnsi="宋体"/>
-          <w:sz w:val="24"/>
-          <w:szCs w:val="24"/>
-        </w:rPr>
-        <w:t>}</w:t>
+        <w:t>{nearbyCommunity}</w:t>
       </w:r>
       <w:r>
         <w:rPr>
@@ -11591,25 +10332,7 @@
           <w:sz w:val="24"/>
           <w:szCs w:val="24"/>
         </w:rPr>
-        <w:t>{</w:t>
-      </w:r>
-      <w:proofErr w:type="spellStart"/>
-      <w:r>
-        <w:rPr>
-          <w:rFonts w:ascii="宋体" w:hAnsi="宋体"/>
-          <w:sz w:val="24"/>
-          <w:szCs w:val="24"/>
-        </w:rPr>
-        <w:t>publicServices</w:t>
-      </w:r>
-      <w:proofErr w:type="spellEnd"/>
-      <w:r>
-        <w:rPr>
-          <w:rFonts w:ascii="宋体" w:hAnsi="宋体"/>
-          <w:sz w:val="24"/>
-          <w:szCs w:val="24"/>
-        </w:rPr>
-        <w:t>}</w:t>
+        <w:t>{publicServices}</w:t>
       </w:r>
       <w:r>
         <w:rPr>
@@ -11697,25 +10420,7 @@
           <w:sz w:val="24"/>
           <w:szCs w:val="24"/>
         </w:rPr>
-        <w:t>{</w:t>
-      </w:r>
-      <w:proofErr w:type="spellStart"/>
-      <w:r>
-        <w:rPr>
-          <w:rFonts w:ascii="宋体" w:hAnsi="宋体"/>
-          <w:sz w:val="24"/>
-          <w:szCs w:val="24"/>
-        </w:rPr>
-        <w:t>valueDateDetermination</w:t>
-      </w:r>
-      <w:proofErr w:type="spellEnd"/>
-      <w:r>
-        <w:rPr>
-          <w:rFonts w:ascii="宋体" w:hAnsi="宋体"/>
-          <w:sz w:val="24"/>
-          <w:szCs w:val="24"/>
-        </w:rPr>
-        <w:t>}</w:t>
+        <w:t>{valueDateDetermination}</w:t>
       </w:r>
     </w:p>
     <w:p>
@@ -11990,16 +10695,7 @@
           <w:sz w:val="24"/>
           <w:szCs w:val="24"/>
         </w:rPr>
-        <w:t>（三）最高</w:t>
-      </w:r>
-      <w:proofErr w:type="gramStart"/>
-      <w:r>
-        <w:rPr>
-          <w:rFonts w:ascii="宋体" w:hAnsi="宋体" w:hint="eastAsia"/>
-          <w:sz w:val="24"/>
-          <w:szCs w:val="24"/>
-        </w:rPr>
-        <w:t>最佳</w:t>
+        <w:t>（三）最高最佳</w:t>
       </w:r>
       <w:r>
         <w:rPr>
@@ -12009,7 +10705,6 @@
         </w:rPr>
         <w:t>利用</w:t>
       </w:r>
-      <w:proofErr w:type="gramEnd"/>
       <w:r>
         <w:rPr>
           <w:rFonts w:ascii="宋体" w:hAnsi="宋体" w:hint="eastAsia"/>
@@ -12038,16 +10733,7 @@
           <w:sz w:val="24"/>
           <w:szCs w:val="24"/>
         </w:rPr>
-        <w:t>房地产估价应以房地产的最高</w:t>
-      </w:r>
-      <w:proofErr w:type="gramStart"/>
-      <w:r>
-        <w:rPr>
-          <w:rFonts w:ascii="宋体" w:hAnsi="宋体" w:hint="eastAsia"/>
-          <w:sz w:val="24"/>
-          <w:szCs w:val="24"/>
-        </w:rPr>
-        <w:t>最佳</w:t>
+        <w:t>房地产估价应以房地产的最高最佳</w:t>
       </w:r>
       <w:r>
         <w:rPr>
@@ -12057,7 +10743,6 @@
         </w:rPr>
         <w:t>利用</w:t>
       </w:r>
-      <w:proofErr w:type="gramEnd"/>
       <w:r>
         <w:rPr>
           <w:rFonts w:ascii="宋体" w:hAnsi="宋体" w:hint="eastAsia"/>
@@ -12454,27 +11139,8 @@
           <w:sz w:val="24"/>
           <w:szCs w:val="24"/>
         </w:rPr>
-        <w:t>{</w:t>
-      </w:r>
-      <w:proofErr w:type="spellStart"/>
-      <w:r>
-        <w:rPr>
-          <w:rFonts w:ascii="宋体" w:hAnsi="宋体" w:hint="eastAsia"/>
-          <w:sz w:val="24"/>
-          <w:szCs w:val="24"/>
-        </w:rPr>
-        <w:t>entrustingParty</w:t>
-      </w:r>
-      <w:proofErr w:type="spellEnd"/>
-      <w:r>
-        <w:rPr>
-          <w:rFonts w:ascii="宋体" w:hAnsi="宋体" w:hint="eastAsia"/>
-          <w:sz w:val="24"/>
-          <w:szCs w:val="24"/>
-        </w:rPr>
-        <w:t>}{</w:t>
-      </w:r>
-      <w:proofErr w:type="spellStart"/>
+        <w:t>{entrustingParty}{</w:t>
+      </w:r>
       <w:r>
         <w:rPr>
           <w:rFonts w:ascii="宋体" w:hAnsi="宋体"/>
@@ -12483,7 +11149,6 @@
         </w:rPr>
         <w:t>assessmentCommissionDocument</w:t>
       </w:r>
-      <w:proofErr w:type="spellEnd"/>
       <w:r>
         <w:rPr>
           <w:rFonts w:ascii="宋体" w:hAnsi="宋体" w:hint="eastAsia"/>
@@ -12506,25 +11171,7 @@
           <w:sz w:val="24"/>
           <w:szCs w:val="24"/>
         </w:rPr>
-        <w:t>{</w:t>
-      </w:r>
-      <w:proofErr w:type="spellStart"/>
-      <w:r>
-        <w:rPr>
-          <w:rFonts w:ascii="宋体" w:hAnsi="宋体" w:hint="eastAsia"/>
-          <w:sz w:val="24"/>
-          <w:szCs w:val="24"/>
-        </w:rPr>
-        <w:t>documentNo</w:t>
-      </w:r>
-      <w:proofErr w:type="spellEnd"/>
-      <w:r>
-        <w:rPr>
-          <w:rFonts w:ascii="宋体" w:hAnsi="宋体" w:hint="eastAsia"/>
-          <w:sz w:val="24"/>
-          <w:szCs w:val="24"/>
-        </w:rPr>
-        <w:t>}</w:t>
+        <w:t>{documentNo}</w:t>
       </w:r>
       <w:r>
         <w:rPr>
@@ -12576,7 +11223,6 @@
         </w:rPr>
         <w:t>{</w:t>
       </w:r>
-      <w:proofErr w:type="spellStart"/>
       <w:r>
         <w:rPr>
           <w:rFonts w:ascii="宋体" w:hAnsi="宋体"/>
@@ -12585,7 +11231,6 @@
         </w:rPr>
         <w:t>propertyCertificateType</w:t>
       </w:r>
-      <w:proofErr w:type="spellEnd"/>
       <w:r>
         <w:rPr>
           <w:rFonts w:ascii="宋体" w:hAnsi="宋体" w:hint="eastAsia"/>
@@ -12608,25 +11253,7 @@
           <w:sz w:val="24"/>
           <w:szCs w:val="24"/>
         </w:rPr>
-        <w:t>{</w:t>
-      </w:r>
-      <w:proofErr w:type="spellStart"/>
-      <w:r>
-        <w:rPr>
-          <w:rFonts w:ascii="宋体" w:hAnsi="宋体" w:hint="eastAsia"/>
-          <w:sz w:val="24"/>
-          <w:szCs w:val="24"/>
-        </w:rPr>
-        <w:t>propertyCertificateNo</w:t>
-      </w:r>
-      <w:proofErr w:type="spellEnd"/>
-      <w:r>
-        <w:rPr>
-          <w:rFonts w:ascii="宋体" w:hAnsi="宋体" w:hint="eastAsia"/>
-          <w:sz w:val="24"/>
-          <w:szCs w:val="24"/>
-        </w:rPr>
-        <w:t>}</w:t>
+        <w:t>{propertyCertificateNo}</w:t>
       </w:r>
       <w:r>
         <w:rPr>
@@ -12769,25 +11396,7 @@
           <w:sz w:val="24"/>
           <w:szCs w:val="24"/>
         </w:rPr>
-        <w:t>{</w:t>
-      </w:r>
-      <w:proofErr w:type="spellStart"/>
-      <w:r>
-        <w:rPr>
-          <w:rFonts w:ascii="宋体" w:hAnsi="宋体"/>
-          <w:sz w:val="24"/>
-          <w:szCs w:val="24"/>
-        </w:rPr>
-        <w:t>valuationMethod</w:t>
-      </w:r>
-      <w:proofErr w:type="spellEnd"/>
-      <w:r>
-        <w:rPr>
-          <w:rFonts w:ascii="宋体" w:hAnsi="宋体"/>
-          <w:sz w:val="24"/>
-          <w:szCs w:val="24"/>
-        </w:rPr>
-        <w:t>}</w:t>
+        <w:t>{valuationMethod}</w:t>
       </w:r>
       <w:r>
         <w:rPr>
@@ -12980,25 +11589,7 @@
           <w:sz w:val="24"/>
           <w:szCs w:val="24"/>
         </w:rPr>
-        <w:t>{</w:t>
-      </w:r>
-      <w:proofErr w:type="spellStart"/>
-      <w:r>
-        <w:rPr>
-          <w:rFonts w:ascii="宋体" w:hAnsi="宋体"/>
-          <w:sz w:val="24"/>
-          <w:szCs w:val="24"/>
-        </w:rPr>
-        <w:t>housePurpose</w:t>
-      </w:r>
-      <w:proofErr w:type="spellEnd"/>
-      <w:r>
-        <w:rPr>
-          <w:rFonts w:ascii="宋体" w:hAnsi="宋体"/>
-          <w:sz w:val="24"/>
-          <w:szCs w:val="24"/>
-        </w:rPr>
-        <w:t>}</w:t>
+        <w:t>{housePurpose}</w:t>
       </w:r>
       <w:r>
         <w:rPr>
@@ -13016,23 +11607,13 @@
         </w:rPr>
         <w:t>地产，</w:t>
       </w:r>
-      <w:proofErr w:type="gramStart"/>
-      <w:r>
-        <w:rPr>
-          <w:rFonts w:ascii="宋体" w:hAnsi="宋体" w:hint="eastAsia"/>
-          <w:sz w:val="24"/>
-          <w:szCs w:val="24"/>
-        </w:rPr>
-        <w:t>且所在</w:t>
-      </w:r>
-      <w:proofErr w:type="gramEnd"/>
-      <w:r>
-        <w:rPr>
-          <w:rFonts w:ascii="宋体" w:hAnsi="宋体" w:hint="eastAsia"/>
-          <w:sz w:val="24"/>
-          <w:szCs w:val="24"/>
-        </w:rPr>
-        <w:t>区域同类房地产的出租案例较多，案例信息较易取得，且市场收益稳定，预期收益可以预测，故本次宜采用收益法进行评估</w:t>
+      <w:r>
+        <w:rPr>
+          <w:rFonts w:ascii="宋体" w:hAnsi="宋体" w:hint="eastAsia"/>
+          <w:sz w:val="24"/>
+          <w:szCs w:val="24"/>
+        </w:rPr>
+        <w:t>且所在区域同类房地产的出租案例较多，案例信息较易取得，且市场收益稳定，预期收益可以预测，故本次宜采用收益法进行评估</w:t>
       </w:r>
       <w:r>
         <w:rPr>
@@ -13100,25 +11681,7 @@
           <w:sz w:val="24"/>
           <w:szCs w:val="24"/>
         </w:rPr>
-        <w:t>{</w:t>
-      </w:r>
-      <w:proofErr w:type="spellStart"/>
-      <w:r>
-        <w:rPr>
-          <w:rFonts w:ascii="宋体" w:hAnsi="宋体"/>
-          <w:sz w:val="24"/>
-          <w:szCs w:val="24"/>
-        </w:rPr>
-        <w:t>housePurpose</w:t>
-      </w:r>
-      <w:proofErr w:type="spellEnd"/>
-      <w:r>
-        <w:rPr>
-          <w:rFonts w:ascii="宋体" w:hAnsi="宋体"/>
-          <w:sz w:val="24"/>
-          <w:szCs w:val="24"/>
-        </w:rPr>
-        <w:t>}</w:t>
+        <w:t>{housePurpose}</w:t>
       </w:r>
       <w:r>
         <w:rPr>
@@ -13190,25 +11753,7 @@
           <w:sz w:val="24"/>
           <w:szCs w:val="24"/>
         </w:rPr>
-        <w:t>{</w:t>
-      </w:r>
-      <w:proofErr w:type="spellStart"/>
-      <w:r>
-        <w:rPr>
-          <w:rFonts w:ascii="宋体" w:hAnsi="宋体"/>
-          <w:sz w:val="24"/>
-          <w:szCs w:val="24"/>
-        </w:rPr>
-        <w:t>valuationMethod</w:t>
-      </w:r>
-      <w:proofErr w:type="spellEnd"/>
-      <w:r>
-        <w:rPr>
-          <w:rFonts w:ascii="宋体" w:hAnsi="宋体"/>
-          <w:sz w:val="24"/>
-          <w:szCs w:val="24"/>
-        </w:rPr>
-        <w:t>}</w:t>
+        <w:t>{valuationMethod}</w:t>
       </w:r>
       <w:r>
         <w:rPr>
@@ -13289,33 +11834,15 @@
           <w:sz w:val="24"/>
           <w:szCs w:val="24"/>
         </w:rPr>
-        <w:t>{</w:t>
-      </w:r>
-      <w:proofErr w:type="spellStart"/>
+        <w:t>{valuat</w:t>
+      </w:r>
       <w:r>
         <w:rPr>
           <w:rFonts w:ascii="宋体" w:hAnsi="宋体"/>
           <w:sz w:val="24"/>
           <w:szCs w:val="24"/>
         </w:rPr>
-        <w:t>valuat</w:t>
-      </w:r>
-      <w:r>
-        <w:rPr>
-          <w:rFonts w:ascii="宋体" w:hAnsi="宋体"/>
-          <w:sz w:val="24"/>
-          <w:szCs w:val="24"/>
-        </w:rPr>
-        <w:t>ionMethod</w:t>
-      </w:r>
-      <w:proofErr w:type="spellEnd"/>
-      <w:r>
-        <w:rPr>
-          <w:rFonts w:ascii="宋体" w:hAnsi="宋体"/>
-          <w:sz w:val="24"/>
-          <w:szCs w:val="24"/>
-        </w:rPr>
-        <w:t>}</w:t>
+        <w:t>ionMethod}</w:t>
       </w:r>
       <w:r>
         <w:rPr>
@@ -13487,7 +12014,7 @@
         <w:spacing w:line="480" w:lineRule="auto"/>
         <w:ind w:firstLineChars="200" w:firstLine="480"/>
         <w:rPr>
-          <w:rFonts w:ascii="宋体" w:hAnsi="宋体"/>
+          <w:rFonts w:ascii="宋体" w:hAnsi="宋体" w:hint="eastAsia"/>
           <w:sz w:val="24"/>
           <w:szCs w:val="24"/>
         </w:rPr>
@@ -13514,7 +12041,7 @@
         <w:spacing w:line="480" w:lineRule="auto"/>
         <w:ind w:firstLineChars="200" w:firstLine="480"/>
         <w:rPr>
-          <w:rFonts w:ascii="宋体" w:hAnsi="宋体"/>
+          <w:rFonts w:ascii="宋体" w:hAnsi="宋体" w:hint="eastAsia"/>
           <w:sz w:val="24"/>
           <w:szCs w:val="24"/>
         </w:rPr>
@@ -13541,7 +12068,7 @@
         <w:spacing w:line="480" w:lineRule="auto"/>
         <w:ind w:firstLineChars="200" w:firstLine="480"/>
         <w:rPr>
-          <w:rFonts w:ascii="宋体" w:hAnsi="宋体"/>
+          <w:rFonts w:ascii="宋体" w:hAnsi="宋体" w:hint="eastAsia"/>
           <w:sz w:val="24"/>
           <w:szCs w:val="24"/>
         </w:rPr>
@@ -13568,7 +12095,7 @@
         <w:spacing w:line="480" w:lineRule="auto"/>
         <w:ind w:firstLineChars="200" w:firstLine="480"/>
         <w:rPr>
-          <w:rFonts w:ascii="宋体" w:hAnsi="宋体"/>
+          <w:rFonts w:ascii="宋体" w:hAnsi="宋体" w:hint="eastAsia"/>
           <w:sz w:val="24"/>
           <w:szCs w:val="24"/>
         </w:rPr>
@@ -13660,7 +12187,7 @@
         <w:spacing w:after="0"/>
         <w:ind w:leftChars="0" w:left="0" w:firstLineChars="200" w:firstLine="480"/>
         <w:rPr>
-          <w:rFonts w:ascii="宋体" w:hAnsi="宋体"/>
+          <w:rFonts w:ascii="宋体" w:hAnsi="宋体" w:hint="eastAsia"/>
           <w:sz w:val="24"/>
           <w:szCs w:val="24"/>
         </w:rPr>
@@ -13974,27 +12501,7 @@
           <w:sz w:val="24"/>
           <w:szCs w:val="24"/>
         </w:rPr>
-        <w:t xml:space="preserve">未来第 </w:t>
-      </w:r>
-      <w:proofErr w:type="spellStart"/>
-      <w:r>
-        <w:rPr>
-          <w:rFonts w:ascii="宋体" w:hAnsi="宋体" w:hint="eastAsia"/>
-          <w:color w:val="000000" w:themeColor="text1"/>
-          <w:sz w:val="24"/>
-          <w:szCs w:val="24"/>
-        </w:rPr>
-        <w:t>i</w:t>
-      </w:r>
-      <w:proofErr w:type="spellEnd"/>
-      <w:r>
-        <w:rPr>
-          <w:rFonts w:ascii="宋体" w:hAnsi="宋体" w:hint="eastAsia"/>
-          <w:color w:val="000000" w:themeColor="text1"/>
-          <w:sz w:val="24"/>
-          <w:szCs w:val="24"/>
-        </w:rPr>
-        <w:t>年的净收益（元或元/㎡）；</w:t>
+        <w:t>未来第 i年的净收益（元或元/㎡）；</w:t>
       </w:r>
     </w:p>
     <w:p>
@@ -14038,27 +12545,7 @@
           <w:sz w:val="24"/>
           <w:szCs w:val="24"/>
         </w:rPr>
-        <w:t xml:space="preserve">未来第 </w:t>
-      </w:r>
-      <w:proofErr w:type="spellStart"/>
-      <w:r>
-        <w:rPr>
-          <w:rFonts w:ascii="宋体" w:hAnsi="宋体" w:hint="eastAsia"/>
-          <w:color w:val="000000" w:themeColor="text1"/>
-          <w:sz w:val="24"/>
-          <w:szCs w:val="24"/>
-        </w:rPr>
-        <w:t>i</w:t>
-      </w:r>
-      <w:proofErr w:type="spellEnd"/>
-      <w:r>
-        <w:rPr>
-          <w:rFonts w:ascii="宋体" w:hAnsi="宋体" w:hint="eastAsia"/>
-          <w:color w:val="000000" w:themeColor="text1"/>
-          <w:sz w:val="24"/>
-          <w:szCs w:val="24"/>
-        </w:rPr>
-        <w:t>年的报酬率 (%)；</w:t>
+        <w:t>未来第 i年的报酬率 (%)；</w:t>
       </w:r>
     </w:p>
     <w:p>
@@ -14174,25 +12661,7 @@
           <w:sz w:val="24"/>
           <w:szCs w:val="24"/>
         </w:rPr>
-        <w:t>{</w:t>
-      </w:r>
-      <w:proofErr w:type="spellStart"/>
-      <w:r>
-        <w:rPr>
-          <w:rFonts w:ascii="宋体" w:hAnsi="宋体" w:hint="eastAsia"/>
-          <w:sz w:val="24"/>
-          <w:szCs w:val="24"/>
-        </w:rPr>
-        <w:t>valueDate</w:t>
-      </w:r>
-      <w:proofErr w:type="spellEnd"/>
-      <w:r>
-        <w:rPr>
-          <w:rFonts w:ascii="宋体" w:hAnsi="宋体" w:hint="eastAsia"/>
-          <w:sz w:val="24"/>
-          <w:szCs w:val="24"/>
-        </w:rPr>
-        <w:t>}</w:t>
+        <w:t>{valueDate}</w:t>
       </w:r>
       <w:r>
         <w:rPr>
@@ -14348,25 +12817,7 @@
                 <w:kern w:val="0"/>
                 <w:sz w:val="20"/>
               </w:rPr>
-              <w:t>{</w:t>
-            </w:r>
-            <w:proofErr w:type="spellStart"/>
-            <w:r>
-              <w:rPr>
-                <w:rFonts w:ascii="宋体" w:hAnsi="宋体" w:cs="宋体"/>
-                <w:kern w:val="0"/>
-                <w:sz w:val="20"/>
-              </w:rPr>
-              <w:t>valuationMethod</w:t>
-            </w:r>
-            <w:proofErr w:type="spellEnd"/>
-            <w:r>
-              <w:rPr>
-                <w:rFonts w:ascii="宋体" w:hAnsi="宋体" w:cs="宋体"/>
-                <w:kern w:val="0"/>
-                <w:sz w:val="20"/>
-              </w:rPr>
-              <w:t>}</w:t>
+              <w:t>{valuationMethod}</w:t>
             </w:r>
             <w:r>
               <w:rPr>
@@ -14456,25 +12907,7 @@
                 <w:kern w:val="0"/>
                 <w:sz w:val="20"/>
               </w:rPr>
-              <w:t>{</w:t>
-            </w:r>
-            <w:proofErr w:type="spellStart"/>
-            <w:r>
-              <w:rPr>
-                <w:rFonts w:ascii="宋体" w:hAnsi="宋体" w:cs="宋体" w:hint="eastAsia"/>
-                <w:kern w:val="0"/>
-                <w:sz w:val="20"/>
-              </w:rPr>
-              <w:t>totalValuationPrice</w:t>
-            </w:r>
-            <w:proofErr w:type="spellEnd"/>
-            <w:r>
-              <w:rPr>
-                <w:rFonts w:ascii="宋体" w:hAnsi="宋体" w:cs="宋体" w:hint="eastAsia"/>
-                <w:kern w:val="0"/>
-                <w:sz w:val="20"/>
-              </w:rPr>
-              <w:t>}</w:t>
+              <w:t>{totalValuationPrice}</w:t>
             </w:r>
           </w:p>
         </w:tc>
@@ -14550,7 +12983,6 @@
               </w:rPr>
               <w:t>{</w:t>
             </w:r>
-            <w:proofErr w:type="spellStart"/>
             <w:r>
               <w:rPr>
                 <w:rFonts w:ascii="宋体" w:hAnsi="宋体" w:cs="宋体"/>
@@ -14559,7 +12991,6 @@
               </w:rPr>
               <w:t>valuationPrice</w:t>
             </w:r>
-            <w:proofErr w:type="spellEnd"/>
             <w:r>
               <w:rPr>
                 <w:rFonts w:ascii="宋体" w:hAnsi="宋体" w:cs="宋体"/>
@@ -14599,9 +13030,8 @@
           <w:sz w:val="24"/>
           <w:szCs w:val="24"/>
         </w:rPr>
-        <w:t>{</w:t>
-      </w:r>
-      <w:proofErr w:type="spellStart"/>
+        <w:t>{totalValuationPrice}</w:t>
+      </w:r>
       <w:r>
         <w:rPr>
           <w:rFonts w:ascii="宋体" w:hAnsi="宋体" w:hint="eastAsia"/>
@@ -14609,9 +13039,8 @@
           <w:sz w:val="24"/>
           <w:szCs w:val="24"/>
         </w:rPr>
-        <w:t>totalValuationPrice</w:t>
-      </w:r>
-      <w:proofErr w:type="spellEnd"/>
+        <w:t>万元，大写：</w:t>
+      </w:r>
       <w:r>
         <w:rPr>
           <w:rFonts w:ascii="宋体" w:hAnsi="宋体" w:hint="eastAsia"/>
@@ -14619,7 +13048,7 @@
           <w:sz w:val="24"/>
           <w:szCs w:val="24"/>
         </w:rPr>
-        <w:t>}</w:t>
+        <w:t>人民币</w:t>
       </w:r>
       <w:r>
         <w:rPr>
@@ -14628,45 +13057,7 @@
           <w:sz w:val="24"/>
           <w:szCs w:val="24"/>
         </w:rPr>
-        <w:t>万元，大写：</w:t>
-      </w:r>
-      <w:r>
-        <w:rPr>
-          <w:rFonts w:ascii="宋体" w:hAnsi="宋体" w:hint="eastAsia"/>
-          <w:b/>
-          <w:sz w:val="24"/>
-          <w:szCs w:val="24"/>
-        </w:rPr>
-        <w:t>人民币</w:t>
-      </w:r>
-      <w:r>
-        <w:rPr>
-          <w:rFonts w:ascii="宋体" w:hAnsi="宋体" w:hint="eastAsia"/>
-          <w:b/>
-          <w:sz w:val="24"/>
-          <w:szCs w:val="24"/>
-        </w:rPr>
-        <w:t>{</w:t>
-      </w:r>
-      <w:proofErr w:type="spellStart"/>
-      <w:r>
-        <w:rPr>
-          <w:rFonts w:ascii="宋体" w:hAnsi="宋体" w:hint="eastAsia"/>
-          <w:b/>
-          <w:sz w:val="24"/>
-          <w:szCs w:val="24"/>
-        </w:rPr>
-        <w:t>totalValuationPriceChinese</w:t>
-      </w:r>
-      <w:proofErr w:type="spellEnd"/>
-      <w:r>
-        <w:rPr>
-          <w:rFonts w:ascii="宋体" w:hAnsi="宋体" w:hint="eastAsia"/>
-          <w:b/>
-          <w:sz w:val="24"/>
-          <w:szCs w:val="24"/>
-        </w:rPr>
-        <w:t>}</w:t>
+        <w:t>{totalValuationPriceChinese}</w:t>
       </w:r>
       <w:r>
         <w:rPr>
@@ -14800,29 +13191,7 @@
                 <w:sz w:val="24"/>
                 <w:szCs w:val="24"/>
               </w:rPr>
-              <w:t xml:space="preserve">注   </w:t>
-            </w:r>
-            <w:proofErr w:type="gramStart"/>
-            <w:r>
-              <w:rPr>
-                <w:rFonts w:ascii="宋体" w:hAnsi="宋体" w:cs="宋体" w:hint="eastAsia"/>
-                <w:b/>
-                <w:kern w:val="0"/>
-                <w:sz w:val="24"/>
-                <w:szCs w:val="24"/>
-              </w:rPr>
-              <w:t>册</w:t>
-            </w:r>
-            <w:proofErr w:type="gramEnd"/>
-            <w:r>
-              <w:rPr>
-                <w:rFonts w:ascii="宋体" w:hAnsi="宋体" w:cs="宋体" w:hint="eastAsia"/>
-                <w:b/>
-                <w:kern w:val="0"/>
-                <w:sz w:val="24"/>
-                <w:szCs w:val="24"/>
-              </w:rPr>
-              <w:t xml:space="preserve">   号</w:t>
+              <w:t>注   册   号</w:t>
             </w:r>
           </w:p>
         </w:tc>
@@ -14912,27 +13281,7 @@
                 <w:sz w:val="24"/>
                 <w:szCs w:val="24"/>
               </w:rPr>
-              <w:t>{</w:t>
-            </w:r>
-            <w:proofErr w:type="spellStart"/>
-            <w:r>
-              <w:rPr>
-                <w:rFonts w:ascii="宋体" w:hAnsi="宋体" w:cs="宋体" w:hint="eastAsia"/>
-                <w:kern w:val="0"/>
-                <w:sz w:val="24"/>
-                <w:szCs w:val="24"/>
-              </w:rPr>
-              <w:t>appraiserA_name</w:t>
-            </w:r>
-            <w:proofErr w:type="spellEnd"/>
-            <w:r>
-              <w:rPr>
-                <w:rFonts w:ascii="宋体" w:hAnsi="宋体" w:cs="宋体" w:hint="eastAsia"/>
-                <w:kern w:val="0"/>
-                <w:sz w:val="24"/>
-                <w:szCs w:val="24"/>
-              </w:rPr>
-              <w:t>}</w:t>
+              <w:t>{appraiserA_name}</w:t>
             </w:r>
           </w:p>
         </w:tc>
@@ -14959,27 +13308,7 @@
                 <w:sz w:val="24"/>
                 <w:szCs w:val="24"/>
               </w:rPr>
-              <w:t>{</w:t>
-            </w:r>
-            <w:proofErr w:type="spellStart"/>
-            <w:r>
-              <w:rPr>
-                <w:rFonts w:ascii="宋体" w:hAnsi="宋体" w:cs="宋体" w:hint="eastAsia"/>
-                <w:kern w:val="0"/>
-                <w:sz w:val="24"/>
-                <w:szCs w:val="24"/>
-              </w:rPr>
-              <w:t>appraiserA_licenseNo</w:t>
-            </w:r>
-            <w:proofErr w:type="spellEnd"/>
-            <w:r>
-              <w:rPr>
-                <w:rFonts w:ascii="宋体" w:hAnsi="宋体" w:cs="宋体" w:hint="eastAsia"/>
-                <w:kern w:val="0"/>
-                <w:sz w:val="24"/>
-                <w:szCs w:val="24"/>
-              </w:rPr>
-              <w:t>}</w:t>
+              <w:t>{appraiserA_licenseNo}</w:t>
             </w:r>
           </w:p>
         </w:tc>
@@ -15022,25 +13351,7 @@
                 <w:kern w:val="0"/>
                 <w:szCs w:val="21"/>
               </w:rPr>
-              <w:t>{</w:t>
-            </w:r>
-            <w:proofErr w:type="spellStart"/>
-            <w:r>
-              <w:rPr>
-                <w:rFonts w:ascii="宋体" w:hAnsi="宋体" w:cs="宋体"/>
-                <w:kern w:val="0"/>
-                <w:szCs w:val="21"/>
-              </w:rPr>
-              <w:t>reportStartDateLowercase</w:t>
-            </w:r>
-            <w:proofErr w:type="spellEnd"/>
-            <w:r>
-              <w:rPr>
-                <w:rFonts w:ascii="宋体" w:hAnsi="宋体" w:cs="宋体"/>
-                <w:kern w:val="0"/>
-                <w:szCs w:val="21"/>
-              </w:rPr>
-              <w:t>}</w:t>
+              <w:t>{reportStartDateLowercase}</w:t>
             </w:r>
           </w:p>
         </w:tc>
@@ -15072,27 +13383,7 @@
                 <w:sz w:val="24"/>
                 <w:szCs w:val="24"/>
               </w:rPr>
-              <w:t>{</w:t>
-            </w:r>
-            <w:proofErr w:type="spellStart"/>
-            <w:r>
-              <w:rPr>
-                <w:rFonts w:ascii="宋体" w:hAnsi="宋体" w:cs="宋体" w:hint="eastAsia"/>
-                <w:kern w:val="0"/>
-                <w:sz w:val="24"/>
-                <w:szCs w:val="24"/>
-              </w:rPr>
-              <w:t>appraiserB_name</w:t>
-            </w:r>
-            <w:proofErr w:type="spellEnd"/>
-            <w:r>
-              <w:rPr>
-                <w:rFonts w:ascii="宋体" w:hAnsi="宋体" w:cs="宋体" w:hint="eastAsia"/>
-                <w:kern w:val="0"/>
-                <w:sz w:val="24"/>
-                <w:szCs w:val="24"/>
-              </w:rPr>
-              <w:t>}</w:t>
+              <w:t>{appraiserB_name}</w:t>
             </w:r>
           </w:p>
         </w:tc>
@@ -15119,27 +13410,7 @@
                 <w:sz w:val="24"/>
                 <w:szCs w:val="24"/>
               </w:rPr>
-              <w:t>{</w:t>
-            </w:r>
-            <w:proofErr w:type="spellStart"/>
-            <w:r>
-              <w:rPr>
-                <w:rFonts w:ascii="宋体" w:hAnsi="宋体" w:cs="宋体" w:hint="eastAsia"/>
-                <w:kern w:val="0"/>
-                <w:sz w:val="24"/>
-                <w:szCs w:val="24"/>
-              </w:rPr>
-              <w:t>appraiserB_licenseNo</w:t>
-            </w:r>
-            <w:proofErr w:type="spellEnd"/>
-            <w:r>
-              <w:rPr>
-                <w:rFonts w:ascii="宋体" w:hAnsi="宋体" w:cs="宋体" w:hint="eastAsia"/>
-                <w:kern w:val="0"/>
-                <w:sz w:val="24"/>
-                <w:szCs w:val="24"/>
-              </w:rPr>
-              <w:t>}</w:t>
+              <w:t>{appraiserB_licenseNo}</w:t>
             </w:r>
           </w:p>
         </w:tc>
@@ -15182,25 +13453,7 @@
                 <w:kern w:val="0"/>
                 <w:szCs w:val="21"/>
               </w:rPr>
-              <w:t>{</w:t>
-            </w:r>
-            <w:proofErr w:type="spellStart"/>
-            <w:r>
-              <w:rPr>
-                <w:rFonts w:ascii="宋体" w:hAnsi="宋体" w:cs="宋体"/>
-                <w:kern w:val="0"/>
-                <w:szCs w:val="21"/>
-              </w:rPr>
-              <w:t>reportStartDateLowercase</w:t>
-            </w:r>
-            <w:proofErr w:type="spellEnd"/>
-            <w:r>
-              <w:rPr>
-                <w:rFonts w:ascii="宋体" w:hAnsi="宋体" w:cs="宋体"/>
-                <w:kern w:val="0"/>
-                <w:szCs w:val="21"/>
-              </w:rPr>
-              <w:t>}</w:t>
+              <w:t>{reportStartDateLowercase}</w:t>
             </w:r>
           </w:p>
         </w:tc>
@@ -15284,7 +13537,6 @@
         </w:rPr>
         <w:t>{</w:t>
       </w:r>
-      <w:proofErr w:type="spellStart"/>
       <w:r>
         <w:rPr>
           <w:rFonts w:ascii="宋体" w:hAnsi="宋体"/>
@@ -15294,7 +13546,6 @@
         </w:rPr>
         <w:t>valueDateUppercase</w:t>
       </w:r>
-      <w:proofErr w:type="spellEnd"/>
       <w:r>
         <w:rPr>
           <w:rFonts w:ascii="宋体" w:hAnsi="宋体"/>
@@ -15361,7 +13612,6 @@
         </w:rPr>
         <w:t>{</w:t>
       </w:r>
-      <w:proofErr w:type="spellStart"/>
       <w:r>
         <w:rPr>
           <w:rFonts w:ascii="宋体" w:hAnsi="宋体"/>
@@ -15378,17 +13628,7 @@
           <w:sz w:val="24"/>
           <w:szCs w:val="24"/>
         </w:rPr>
-        <w:t>ntrustDate</w:t>
-      </w:r>
-      <w:proofErr w:type="spellEnd"/>
-      <w:r>
-        <w:rPr>
-          <w:rFonts w:ascii="宋体" w:hAnsi="宋体" w:hint="eastAsia"/>
-          <w:kern w:val="2"/>
-          <w:sz w:val="24"/>
-          <w:szCs w:val="24"/>
-        </w:rPr>
-        <w:t>}</w:t>
+        <w:t>ntrustDate}</w:t>
       </w:r>
       <w:r>
         <w:rPr>
@@ -15404,25 +13644,7 @@
           <w:sz w:val="24"/>
           <w:szCs w:val="24"/>
         </w:rPr>
-        <w:t>{</w:t>
-      </w:r>
-      <w:proofErr w:type="spellStart"/>
-      <w:r>
-        <w:rPr>
-          <w:rFonts w:ascii="宋体" w:hAnsi="宋体" w:hint="eastAsia"/>
-          <w:sz w:val="24"/>
-          <w:szCs w:val="24"/>
-        </w:rPr>
-        <w:t>reportDate</w:t>
-      </w:r>
-      <w:proofErr w:type="spellEnd"/>
-      <w:r>
-        <w:rPr>
-          <w:rFonts w:ascii="宋体" w:hAnsi="宋体" w:hint="eastAsia"/>
-          <w:sz w:val="24"/>
-          <w:szCs w:val="24"/>
-        </w:rPr>
-        <w:t>}</w:t>
+        <w:t>{reportDate}</w:t>
       </w:r>
     </w:p>
     <w:bookmarkEnd w:id="104"/>
@@ -15570,18 +13792,24 @@
           <w:sz w:val="24"/>
           <w:szCs w:val="24"/>
         </w:rPr>
+        <w:t>{entrustingParty}</w:t>
+      </w:r>
+      <w:r>
+        <w:rPr>
+          <w:rFonts w:ascii="宋体" w:hAnsi="宋体" w:hint="eastAsia"/>
+          <w:sz w:val="24"/>
+          <w:szCs w:val="24"/>
+        </w:rPr>
         <w:t>{</w:t>
       </w:r>
-      <w:proofErr w:type="spellStart"/>
-      <w:r>
-        <w:rPr>
-          <w:rFonts w:ascii="宋体" w:hAnsi="宋体" w:hint="eastAsia"/>
-          <w:sz w:val="24"/>
-          <w:szCs w:val="24"/>
-        </w:rPr>
-        <w:t>entrustingParty</w:t>
-      </w:r>
-      <w:proofErr w:type="spellEnd"/>
+      <w:r>
+        <w:rPr>
+          <w:rFonts w:ascii="宋体" w:hAnsi="宋体"/>
+          <w:sz w:val="24"/>
+          <w:szCs w:val="24"/>
+        </w:rPr>
+        <w:t>assessmentCommissionDocument</w:t>
+      </w:r>
       <w:r>
         <w:rPr>
           <w:rFonts w:ascii="宋体" w:hAnsi="宋体" w:hint="eastAsia"/>
@@ -15596,32 +13824,6 @@
           <w:sz w:val="24"/>
           <w:szCs w:val="24"/>
         </w:rPr>
-        <w:t>{</w:t>
-      </w:r>
-      <w:proofErr w:type="spellStart"/>
-      <w:r>
-        <w:rPr>
-          <w:rFonts w:ascii="宋体" w:hAnsi="宋体"/>
-          <w:sz w:val="24"/>
-          <w:szCs w:val="24"/>
-        </w:rPr>
-        <w:t>assessmentCommissionDocument</w:t>
-      </w:r>
-      <w:proofErr w:type="spellEnd"/>
-      <w:r>
-        <w:rPr>
-          <w:rFonts w:ascii="宋体" w:hAnsi="宋体" w:hint="eastAsia"/>
-          <w:sz w:val="24"/>
-          <w:szCs w:val="24"/>
-        </w:rPr>
-        <w:t>}</w:t>
-      </w:r>
-      <w:r>
-        <w:rPr>
-          <w:rFonts w:ascii="宋体" w:hAnsi="宋体" w:hint="eastAsia"/>
-          <w:sz w:val="24"/>
-          <w:szCs w:val="24"/>
-        </w:rPr>
         <w:t>》[</w:t>
       </w:r>
       <w:r>
@@ -15630,25 +13832,7 @@
           <w:sz w:val="24"/>
           <w:szCs w:val="24"/>
         </w:rPr>
-        <w:t>{</w:t>
-      </w:r>
-      <w:proofErr w:type="spellStart"/>
-      <w:r>
-        <w:rPr>
-          <w:rFonts w:ascii="宋体" w:hAnsi="宋体" w:hint="eastAsia"/>
-          <w:sz w:val="24"/>
-          <w:szCs w:val="24"/>
-        </w:rPr>
-        <w:t>documentNo</w:t>
-      </w:r>
-      <w:proofErr w:type="spellEnd"/>
-      <w:r>
-        <w:rPr>
-          <w:rFonts w:ascii="宋体" w:hAnsi="宋体" w:hint="eastAsia"/>
-          <w:sz w:val="24"/>
-          <w:szCs w:val="24"/>
-        </w:rPr>
-        <w:t>}</w:t>
+        <w:t>{documentNo}</w:t>
       </w:r>
       <w:r>
         <w:rPr>
@@ -15693,25 +13877,7 @@
           <w:sz w:val="24"/>
           <w:szCs w:val="24"/>
         </w:rPr>
-        <w:t>{</w:t>
-      </w:r>
-      <w:proofErr w:type="spellStart"/>
-      <w:r>
-        <w:rPr>
-          <w:rFonts w:ascii="宋体" w:hAnsi="宋体" w:hint="eastAsia"/>
-          <w:sz w:val="24"/>
-          <w:szCs w:val="24"/>
-        </w:rPr>
-        <w:t>propertyCertificateType</w:t>
-      </w:r>
-      <w:proofErr w:type="spellEnd"/>
-      <w:r>
-        <w:rPr>
-          <w:rFonts w:ascii="宋体" w:hAnsi="宋体" w:hint="eastAsia"/>
-          <w:sz w:val="24"/>
-          <w:szCs w:val="24"/>
-        </w:rPr>
-        <w:t>}</w:t>
+        <w:t>{propertyCertificateType}</w:t>
       </w:r>
       <w:r>
         <w:rPr>
@@ -15735,25 +13901,7 @@
           <w:sz w:val="24"/>
           <w:szCs w:val="24"/>
         </w:rPr>
-        <w:t>{</w:t>
-      </w:r>
-      <w:proofErr w:type="spellStart"/>
-      <w:r>
-        <w:rPr>
-          <w:rFonts w:ascii="宋体" w:hAnsi="宋体" w:hint="eastAsia"/>
-          <w:sz w:val="24"/>
-          <w:szCs w:val="24"/>
-        </w:rPr>
-        <w:t>propertyCertificateNo</w:t>
-      </w:r>
-      <w:proofErr w:type="spellEnd"/>
-      <w:r>
-        <w:rPr>
-          <w:rFonts w:ascii="宋体" w:hAnsi="宋体" w:hint="eastAsia"/>
-          <w:sz w:val="24"/>
-          <w:szCs w:val="24"/>
-        </w:rPr>
-        <w:t>}</w:t>
+        <w:t>{propertyCertificateNo}</w:t>
       </w:r>
       <w:r>
         <w:rPr>
@@ -15961,7 +14109,7 @@
         </mc:Choice>
         <mc:Fallback>
           <w:pict>
-            <v:line w14:anchorId="2DA9D603" id="直线 2" o:spid="_x0000_s1026" style="position:absolute;z-index:251657728;visibility:visible;mso-wrap-style:square;mso-width-percent:0;mso-height-percent:0;mso-wrap-distance-left:9pt;mso-wrap-distance-top:0;mso-wrap-distance-right:9pt;mso-wrap-distance-bottom:0;mso-position-horizontal:absolute;mso-position-horizontal-relative:text;mso-position-vertical:absolute;mso-position-vertical-relative:text;mso-width-percent:0;mso-height-percent:0;mso-width-relative:page;mso-height-relative:page" from="-.4pt,-1.4pt" to="454.15pt,-.45pt" o:gfxdata="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" strokeweight="1pt"/>
+            <v:line w14:anchorId="05D3E016" id="直线 2" o:spid="_x0000_s1026" style="position:absolute;z-index:251657728;visibility:visible;mso-wrap-style:square;mso-width-percent:0;mso-height-percent:0;mso-wrap-distance-left:9pt;mso-wrap-distance-top:0;mso-wrap-distance-right:9pt;mso-wrap-distance-bottom:0;mso-position-horizontal:absolute;mso-position-horizontal-relative:text;mso-position-vertical:absolute;mso-position-vertical-relative:text;mso-width-percent:0;mso-height-percent:0;mso-width-relative:page;mso-height-relative:page" from="-.4pt,-1.4pt" to="454.15pt,-.45pt" o:gfxdata="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" strokeweight="1pt"/>
           </w:pict>
         </mc:Fallback>
       </mc:AlternateContent>
@@ -16149,27 +14297,7 @@
         <w:sz w:val="20"/>
         <w:szCs w:val="20"/>
       </w:rPr>
-      <w:t>{</w:t>
-    </w:r>
-    <w:proofErr w:type="spellStart"/>
-    <w:r>
-      <w:rPr>
-        <w:rFonts w:ascii="宋体" w:hAnsi="宋体" w:hint="eastAsia"/>
-        <w:i/>
-        <w:sz w:val="20"/>
-        <w:szCs w:val="20"/>
-      </w:rPr>
-      <w:t>entrustingParty</w:t>
-    </w:r>
-    <w:proofErr w:type="spellEnd"/>
-    <w:r>
-      <w:rPr>
-        <w:rFonts w:ascii="宋体" w:hAnsi="宋体" w:hint="eastAsia"/>
-        <w:i/>
-        <w:sz w:val="20"/>
-        <w:szCs w:val="20"/>
-      </w:rPr>
-      <w:t>}</w:t>
+      <w:t>{entrustingParty}</w:t>
     </w:r>
     <w:r>
       <w:rPr>
@@ -18482,7 +16610,6 @@
   <w:style w:type="character" w:default="1" w:styleId="a1">
     <w:name w:val="Default Paragraph Font"/>
     <w:uiPriority w:val="1"/>
-    <w:semiHidden/>
     <w:unhideWhenUsed/>
   </w:style>
   <w:style w:type="table" w:default="1" w:styleId="a2">
